--- a/不符合整改/不符合.docx
+++ b/不符合整改/不符合.docx
@@ -1,6 +1,7 @@
 
 <file path=word/document.xml><?xml version="1.0" encoding="utf-8"?>
-<w:document xmlns:wpc="http://schemas.microsoft.com/office/word/2010/wordprocessingCanvas" xmlns:mc="http://schemas.openxmlformats.org/markup-compatibility/2006" xmlns:o="urn:schemas-microsoft-com:office:office" xmlns:r="http://schemas.openxmlformats.org/officeDocument/2006/relationships" xmlns:m="http://schemas.openxmlformats.org/officeDocument/2006/math" xmlns:v="urn:schemas-microsoft-com:vml" xmlns:wp14="http://schemas.microsoft.com/office/word/2010/wordprocessingDrawing" xmlns:wp="http://schemas.openxmlformats.org/drawingml/2006/wordprocessingDrawing" xmlns:w="http://schemas.openxmlformats.org/wordprocessingml/2006/main" xmlns:w14="http://schemas.microsoft.com/office/word/2010/wordml" xmlns:w10="urn:schemas-microsoft-com:office:word" xmlns:w15="http://schemas.microsoft.com/office/word/2012/wordml" xmlns:wpg="http://schemas.microsoft.com/office/word/2010/wordprocessingGroup" xmlns:wpi="http://schemas.microsoft.com/office/word/2010/wordprocessingInk" xmlns:wne="http://schemas.microsoft.com/office/word/2006/wordml" xmlns:wps="http://schemas.microsoft.com/office/word/2010/wordprocessingShape" xmlns:wpsCustomData="http://www.wps.cn/officeDocument/2013/wpsCustomData" mc:Ignorable="w14 w15 wp14">
+<w:document xmlns:wpc="http://schemas.microsoft.com/office/word/2010/wordprocessingCanvas" xmlns:mc="http://schemas.openxmlformats.org/markup-compatibility/2006" xmlns:o="urn:schemas-microsoft-com:office:office" xmlns:r="http://schemas.openxmlformats.org/officeDocument/2006/relationships" xmlns:m="http://schemas.openxmlformats.org/officeDocument/2006/math" xmlns:v="urn:schemas-microsoft-com:vml" xmlns:wp14="http://schemas.microsoft.com/office/word/2010/wordprocessingDrawing" xmlns:wp="http://schemas.openxmlformats.org/drawingml/2006/wordprocessingDrawing" xmlns:w10="urn:schemas-microsoft-com:office:word" xmlns:w="http://schemas.openxmlformats.org/wordprocessingml/2006/main" xmlns:w14="http://schemas.microsoft.com/office/word/2010/wordml" xmlns:w15="http://schemas.microsoft.com/office/word/2012/wordml" xmlns:wne="http://schemas.microsoft.com/office/word/2006/wordml" xmlns:wpg="http://schemas.microsoft.com/office/word/2010/wordprocessingGroup" xmlns:wpi="http://schemas.microsoft.com/office/word/2010/wordprocessingInk" xmlns:wps="http://schemas.microsoft.com/office/word/2010/wordprocessingShape" mc:Ignorable="w14 w15 wp14">
+  <!-- Generated by Aspose.Words for .NET 13.3.0.1 -->
   <w:body>
     <w:p>
       <w:pPr>
@@ -78,7 +79,7 @@
                     </pic:cNvPicPr>
                   </pic:nvPicPr>
                   <pic:blipFill>
-                    <a:blip r:embed="rId4" cstate="print"/>
+                    <a:blip xmlns:r="http://schemas.openxmlformats.org/officeDocument/2006/relationships" r:embed="rId4" cstate="print"/>
                     <a:srcRect/>
                     <a:stretch>
                       <a:fillRect/>
@@ -157,7 +158,7 @@
         <w:jc w:val="center"/>
         <w:textAlignment w:val="bottom"/>
         <w:rPr>
-          <w:rFonts w:ascii="华文中宋" w:hAnsi="华文中宋" w:eastAsia="华文中宋"/>
+          <w:rFonts w:ascii="华文中宋" w:eastAsia="华文中宋" w:hAnsi="华文中宋"/>
           <w:b/>
           <w:color w:val="000000"/>
           <w:sz w:val="40"/>
@@ -166,7 +167,7 @@
       </w:pPr>
       <w:r>
         <w:rPr>
-          <w:rFonts w:hint="eastAsia" w:ascii="华文中宋" w:hAnsi="华文中宋" w:eastAsia="华文中宋"/>
+          <w:rFonts w:ascii="华文中宋" w:eastAsia="华文中宋" w:hAnsi="华文中宋" w:hint="eastAsia"/>
           <w:b/>
           <w:color w:val="000000"/>
           <w:sz w:val="38"/>
@@ -187,7 +188,7 @@
         <w:jc w:val="center"/>
         <w:textAlignment w:val="bottom"/>
         <w:rPr>
-          <w:rFonts w:ascii="华文中宋" w:hAnsi="华文中宋" w:eastAsia="华文中宋"/>
+          <w:rFonts w:ascii="华文中宋" w:eastAsia="华文中宋" w:hAnsi="华文中宋"/>
           <w:b/>
           <w:color w:val="000000"/>
           <w:sz w:val="40"/>
@@ -196,7 +197,7 @@
       </w:pPr>
       <w:r>
         <w:rPr>
-          <w:rFonts w:hint="eastAsia" w:ascii="华文中宋" w:hAnsi="华文中宋" w:eastAsia="华文中宋"/>
+          <w:rFonts w:ascii="华文中宋" w:eastAsia="华文中宋" w:hAnsi="华文中宋" w:hint="eastAsia"/>
           <w:b/>
           <w:color w:val="000000"/>
           <w:sz w:val="40"/>
@@ -217,7 +218,7 @@
         <w:jc w:val="center"/>
         <w:textAlignment w:val="bottom"/>
         <w:rPr>
-          <w:rFonts w:ascii="华文中宋" w:hAnsi="华文中宋" w:eastAsia="华文中宋"/>
+          <w:rFonts w:ascii="华文中宋" w:eastAsia="华文中宋" w:hAnsi="华文中宋"/>
           <w:b/>
           <w:color w:val="000000"/>
           <w:sz w:val="40"/>
@@ -226,7 +227,7 @@
       </w:pPr>
       <w:r>
         <w:rPr>
-          <w:rFonts w:hint="eastAsia" w:ascii="华文中宋" w:hAnsi="华文中宋" w:eastAsia="华文中宋"/>
+          <w:rFonts w:ascii="华文中宋" w:eastAsia="华文中宋" w:hAnsi="华文中宋" w:hint="eastAsia"/>
           <w:b/>
           <w:color w:val="000000"/>
           <w:sz w:val="40"/>
@@ -345,9 +346,9 @@
     <w:p>
       <w:pPr>
         <w:spacing w:line="240" w:lineRule="atLeast"/>
-        <w:ind w:firstLine="1521" w:firstLineChars="541"/>
-        <w:rPr>
-          <w:rFonts w:hint="default" w:ascii="宋体" w:eastAsia="宋体"/>
+        <w:ind w:firstLine="1136" w:firstLineChars="541"/>
+        <w:rPr>
+          <w:rFonts w:ascii="宋体" w:eastAsia="宋体" w:hint="default"/>
           <w:color w:val="000000"/>
           <w:kern w:val="0"/>
           <w:sz w:val="28"/>
@@ -370,7 +371,7 @@
       </w:r>
       <w:r>
         <w:rPr>
-          <w:rFonts w:hint="eastAsia" w:ascii="宋体"/>
+          <w:rFonts w:ascii="宋体" w:hint="eastAsia"/>
           <w:color w:val="000000"/>
           <w:sz w:val="28"/>
           <w:szCs w:val="28"/>
@@ -383,7 +384,7 @@
     <w:p>
       <w:pPr>
         <w:spacing w:line="240" w:lineRule="atLeast"/>
-        <w:ind w:firstLine="1514" w:firstLineChars="541"/>
+        <w:ind w:firstLine="1136" w:firstLineChars="541"/>
         <w:rPr>
           <w:rFonts w:ascii="宋体"/>
           <w:color w:val="000000"/>
@@ -395,7 +396,7 @@
     <w:p>
       <w:pPr>
         <w:spacing w:line="240" w:lineRule="atLeast"/>
-        <w:ind w:firstLine="1521" w:firstLineChars="541"/>
+        <w:ind w:firstLine="1136" w:firstLineChars="541"/>
         <w:rPr>
           <w:rFonts w:ascii="宋体"/>
           <w:color w:val="000000"/>
@@ -415,7 +416,7 @@
       </w:r>
       <w:r>
         <w:rPr>
-          <w:rFonts w:hint="eastAsia" w:ascii="宋体"/>
+          <w:rFonts w:ascii="宋体" w:hint="eastAsia"/>
           <w:color w:val="000000"/>
           <w:sz w:val="28"/>
           <w:szCs w:val="28"/>
@@ -438,7 +439,7 @@
     <w:p>
       <w:pPr>
         <w:spacing w:line="240" w:lineRule="atLeast"/>
-        <w:ind w:firstLine="1521" w:firstLineChars="541"/>
+        <w:ind w:firstLine="1136" w:firstLineChars="541"/>
         <w:rPr>
           <w:rFonts w:ascii="宋体"/>
           <w:color w:val="000000"/>
@@ -458,7 +459,7 @@
       </w:r>
       <w:r>
         <w:rPr>
-          <w:rFonts w:hint="eastAsia" w:ascii="宋体"/>
+          <w:rFonts w:ascii="宋体" w:hint="eastAsia"/>
           <w:color w:val="000000"/>
           <w:sz w:val="28"/>
           <w:szCs w:val="28"/>
@@ -467,7 +468,7 @@
       </w:r>
       <w:r>
         <w:rPr>
-          <w:rFonts w:hint="eastAsia" w:ascii="宋体"/>
+          <w:rFonts w:ascii="宋体" w:hint="eastAsia"/>
           <w:color w:val="000000"/>
           <w:sz w:val="28"/>
           <w:szCs w:val="28"/>
@@ -577,157 +578,157 @@
       </w:pPr>
       <w:r>
         <w:rPr>
-          <w:rFonts w:hint="eastAsia" w:ascii="宋体" w:hAnsi="宋体"/>
+          <w:rFonts w:ascii="宋体" w:hAnsi="宋体" w:hint="eastAsia"/>
         </w:rPr>
         <w:tab/>
       </w:r>
       <w:r>
         <w:rPr>
-          <w:rFonts w:hint="eastAsia" w:ascii="宋体" w:hAnsi="宋体"/>
+          <w:rFonts w:ascii="宋体" w:hAnsi="宋体" w:hint="eastAsia"/>
         </w:rPr>
         <w:tab/>
       </w:r>
       <w:r>
         <w:rPr>
-          <w:rFonts w:hint="eastAsia" w:ascii="宋体" w:hAnsi="宋体"/>
+          <w:rFonts w:ascii="宋体" w:hAnsi="宋体" w:hint="eastAsia"/>
         </w:rPr>
         <w:tab/>
       </w:r>
       <w:r>
         <w:rPr>
-          <w:rFonts w:hint="eastAsia" w:ascii="宋体" w:hAnsi="宋体"/>
+          <w:rFonts w:ascii="宋体" w:hAnsi="宋体" w:hint="eastAsia"/>
         </w:rPr>
         <w:tab/>
       </w:r>
       <w:r>
         <w:rPr>
-          <w:rFonts w:hint="eastAsia" w:ascii="宋体" w:hAnsi="宋体"/>
+          <w:rFonts w:ascii="宋体" w:hAnsi="宋体" w:hint="eastAsia"/>
         </w:rPr>
         <w:tab/>
       </w:r>
       <w:r>
         <w:rPr>
-          <w:rFonts w:hint="eastAsia" w:ascii="宋体" w:hAnsi="宋体"/>
+          <w:rFonts w:ascii="宋体" w:hAnsi="宋体" w:hint="eastAsia"/>
         </w:rPr>
         <w:tab/>
       </w:r>
       <w:r>
         <w:rPr>
-          <w:rFonts w:hint="eastAsia" w:ascii="宋体" w:hAnsi="宋体"/>
+          <w:rFonts w:ascii="宋体" w:hAnsi="宋体" w:hint="eastAsia"/>
         </w:rPr>
         <w:tab/>
       </w:r>
       <w:r>
         <w:rPr>
-          <w:rFonts w:hint="eastAsia" w:ascii="宋体" w:hAnsi="宋体"/>
+          <w:rFonts w:ascii="宋体" w:hAnsi="宋体" w:hint="eastAsia"/>
         </w:rPr>
         <w:tab/>
       </w:r>
       <w:r>
         <w:rPr>
-          <w:rFonts w:hint="eastAsia" w:ascii="宋体" w:hAnsi="宋体"/>
+          <w:rFonts w:ascii="宋体" w:hAnsi="宋体" w:hint="eastAsia"/>
         </w:rPr>
         <w:tab/>
       </w:r>
       <w:r>
         <w:rPr>
-          <w:rFonts w:hint="eastAsia" w:ascii="宋体" w:hAnsi="宋体"/>
+          <w:rFonts w:ascii="宋体" w:hAnsi="宋体" w:hint="eastAsia"/>
         </w:rPr>
         <w:tab/>
       </w:r>
       <w:r>
         <w:rPr>
-          <w:rFonts w:hint="eastAsia" w:ascii="宋体" w:hAnsi="宋体"/>
+          <w:rFonts w:ascii="宋体" w:hAnsi="宋体" w:hint="eastAsia"/>
         </w:rPr>
         <w:tab/>
       </w:r>
       <w:r>
         <w:rPr>
-          <w:rFonts w:hint="eastAsia" w:ascii="宋体" w:hAnsi="宋体"/>
+          <w:rFonts w:ascii="宋体" w:hAnsi="宋体" w:hint="eastAsia"/>
         </w:rPr>
         <w:tab/>
       </w:r>
       <w:r>
         <w:rPr>
-          <w:rFonts w:hint="eastAsia" w:ascii="宋体" w:hAnsi="宋体"/>
+          <w:rFonts w:ascii="宋体" w:hAnsi="宋体" w:hint="eastAsia"/>
         </w:rPr>
         <w:tab/>
       </w:r>
       <w:r>
         <w:rPr>
-          <w:rFonts w:hint="eastAsia" w:ascii="宋体" w:hAnsi="宋体"/>
+          <w:rFonts w:ascii="宋体" w:hAnsi="宋体" w:hint="eastAsia"/>
         </w:rPr>
         <w:tab/>
       </w:r>
       <w:r>
         <w:rPr>
-          <w:rFonts w:hint="eastAsia" w:ascii="宋体" w:hAnsi="宋体"/>
+          <w:rFonts w:ascii="宋体" w:hAnsi="宋体" w:hint="eastAsia"/>
         </w:rPr>
         <w:tab/>
       </w:r>
       <w:r>
         <w:rPr>
-          <w:rFonts w:hint="eastAsia" w:ascii="宋体" w:hAnsi="宋体"/>
+          <w:rFonts w:ascii="宋体" w:hAnsi="宋体" w:hint="eastAsia"/>
         </w:rPr>
         <w:tab/>
       </w:r>
       <w:r>
         <w:rPr>
-          <w:rFonts w:hint="eastAsia" w:ascii="宋体" w:hAnsi="宋体"/>
+          <w:rFonts w:ascii="宋体" w:hAnsi="宋体" w:hint="eastAsia"/>
         </w:rPr>
         <w:tab/>
       </w:r>
       <w:r>
         <w:rPr>
-          <w:rFonts w:hint="eastAsia" w:ascii="宋体" w:hAnsi="宋体"/>
+          <w:rFonts w:ascii="宋体" w:hAnsi="宋体" w:hint="eastAsia"/>
         </w:rPr>
         <w:tab/>
       </w:r>
       <w:r>
         <w:rPr>
-          <w:rFonts w:hint="eastAsia" w:ascii="宋体" w:hAnsi="宋体"/>
+          <w:rFonts w:ascii="宋体" w:hAnsi="宋体" w:hint="eastAsia"/>
         </w:rPr>
         <w:t xml:space="preserve">共 </w:t>
       </w:r>
       <w:r>
         <w:rPr>
-          <w:rFonts w:hint="eastAsia" w:ascii="宋体" w:hAnsi="宋体"/>
+          <w:rFonts w:ascii="宋体" w:hAnsi="宋体" w:hint="eastAsia"/>
           <w:lang w:val="en-US" w:eastAsia="zh-CN"/>
         </w:rPr>
         <w:t>1</w:t>
       </w:r>
       <w:r>
         <w:rPr>
-          <w:rFonts w:hint="eastAsia" w:ascii="宋体" w:hAnsi="宋体"/>
+          <w:rFonts w:ascii="宋体" w:hAnsi="宋体" w:hint="eastAsia"/>
         </w:rPr>
         <w:t xml:space="preserve"> 项  第 </w:t>
       </w:r>
       <w:r>
         <w:rPr>
-          <w:rFonts w:hint="eastAsia" w:ascii="宋体" w:hAnsi="宋体"/>
+          <w:rFonts w:ascii="宋体" w:hAnsi="宋体" w:hint="eastAsia"/>
           <w:lang w:val="en-US" w:eastAsia="zh-CN"/>
         </w:rPr>
         <w:t>1</w:t>
       </w:r>
       <w:r>
         <w:rPr>
-          <w:rFonts w:hint="eastAsia" w:ascii="宋体" w:hAnsi="宋体"/>
+          <w:rFonts w:ascii="宋体" w:hAnsi="宋体" w:hint="eastAsia"/>
         </w:rPr>
         <w:t>项</w:t>
       </w:r>
     </w:p>
     <w:tbl>
       <w:tblPr>
-        <w:tblStyle w:val="15"/>
+        <w:tblStyle w:val="TableNormal"/>
         <w:tblW w:w="10083" w:type="dxa"/>
         <w:jc w:val="center"/>
         <w:tblBorders>
-          <w:top w:val="single" w:color="auto" w:sz="12" w:space="0"/>
-          <w:left w:val="single" w:color="auto" w:sz="12" w:space="0"/>
-          <w:bottom w:val="single" w:color="auto" w:sz="12" w:space="0"/>
-          <w:right w:val="single" w:color="auto" w:sz="12" w:space="0"/>
-          <w:insideH w:val="single" w:color="auto" w:sz="6" w:space="0"/>
-          <w:insideV w:val="single" w:color="auto" w:sz="6" w:space="0"/>
+          <w:top w:val="single" w:sz="12" w:space="0" w:color="auto"/>
+          <w:left w:val="single" w:sz="12" w:space="0" w:color="auto"/>
+          <w:bottom w:val="single" w:sz="12" w:space="0" w:color="auto"/>
+          <w:right w:val="single" w:sz="12" w:space="0" w:color="auto"/>
+          <w:insideH w:val="single" w:sz="6" w:space="0" w:color="auto"/>
+          <w:insideV w:val="single" w:sz="6" w:space="0" w:color="auto"/>
         </w:tblBorders>
         <w:tblLayout w:type="fixed"/>
         <w:tblCellMar>
@@ -752,14 +753,17 @@
       </w:tblGrid>
       <w:tr>
         <w:tblPrEx>
+          <w:tblW w:w="10083" w:type="dxa"/>
+          <w:jc w:val="center"/>
           <w:tblBorders>
-            <w:top w:val="single" w:color="auto" w:sz="12" w:space="0"/>
-            <w:left w:val="single" w:color="auto" w:sz="12" w:space="0"/>
-            <w:bottom w:val="single" w:color="auto" w:sz="12" w:space="0"/>
-            <w:right w:val="single" w:color="auto" w:sz="12" w:space="0"/>
-            <w:insideH w:val="single" w:color="auto" w:sz="6" w:space="0"/>
-            <w:insideV w:val="single" w:color="auto" w:sz="6" w:space="0"/>
+            <w:top w:val="single" w:sz="12" w:space="0" w:color="auto"/>
+            <w:left w:val="single" w:sz="12" w:space="0" w:color="auto"/>
+            <w:bottom w:val="single" w:sz="12" w:space="0" w:color="auto"/>
+            <w:right w:val="single" w:sz="12" w:space="0" w:color="auto"/>
+            <w:insideH w:val="single" w:sz="6" w:space="0" w:color="auto"/>
+            <w:insideV w:val="single" w:sz="6" w:space="0" w:color="auto"/>
           </w:tblBorders>
+          <w:tblLayout w:type="fixed"/>
           <w:tblCellMar>
             <w:top w:w="0" w:type="dxa"/>
             <w:left w:w="108" w:type="dxa"/>
@@ -781,7 +785,7 @@
             <w:pPr>
               <w:spacing w:before="60" w:after="60"/>
               <w:rPr>
-                <w:rFonts w:hint="default" w:ascii="宋体" w:hAnsi="宋体" w:eastAsia="宋体"/>
+                <w:rFonts w:ascii="宋体" w:eastAsia="宋体" w:hAnsi="宋体" w:hint="default"/>
                 <w:b/>
                 <w:sz w:val="24"/>
                 <w:szCs w:val="24"/>
@@ -790,14 +794,14 @@
             </w:pPr>
             <w:r>
               <w:rPr>
-                <w:rFonts w:hint="eastAsia" w:ascii="宋体" w:hAnsi="宋体"/>
+                <w:rFonts w:ascii="宋体" w:hAnsi="宋体" w:hint="eastAsia"/>
                 <w:b/>
               </w:rPr>
               <w:t>被评估方名称</w:t>
             </w:r>
             <w:r>
               <w:rPr>
-                <w:rFonts w:hint="eastAsia" w:ascii="宋体" w:hAnsi="宋体"/>
+                <w:rFonts w:ascii="宋体" w:hAnsi="宋体" w:hint="eastAsia"/>
                 <w:b/>
                 <w:lang w:eastAsia="zh-CN"/>
               </w:rPr>
@@ -821,7 +825,7 @@
             </w:pPr>
             <w:r>
               <w:rPr>
-                <w:rFonts w:hint="eastAsia" w:ascii="宋体" w:hAnsi="宋体"/>
+                <w:rFonts w:ascii="宋体" w:hAnsi="宋体" w:hint="eastAsia"/>
                 <w:b/>
               </w:rPr>
               <w:t>发现问题日期</w:t>
@@ -837,13 +841,13 @@
             <w:pPr>
               <w:spacing w:before="60" w:after="60"/>
               <w:rPr>
-                <w:rFonts w:hint="eastAsia" w:ascii="宋体" w:hAnsi="宋体" w:eastAsia="宋体"/>
+                <w:rFonts w:ascii="宋体" w:eastAsia="宋体" w:hAnsi="宋体" w:hint="eastAsia"/>
                 <w:lang w:eastAsia="zh-CN"/>
               </w:rPr>
             </w:pPr>
             <w:r>
               <w:rPr>
-                <w:rFonts w:hint="eastAsia" w:ascii="宋体" w:hAnsi="宋体"/>
+                <w:rFonts w:ascii="宋体" w:hAnsi="宋体" w:hint="eastAsia"/>
               </w:rPr>
               <w:t xml:space="preserve"> </w:t>
             </w:r>
@@ -852,14 +856,9 @@
       </w:tr>
       <w:tr>
         <w:tblPrEx>
-          <w:tblBorders>
-            <w:top w:val="single" w:color="auto" w:sz="12" w:space="0"/>
-            <w:left w:val="single" w:color="auto" w:sz="12" w:space="0"/>
-            <w:bottom w:val="single" w:color="auto" w:sz="12" w:space="0"/>
-            <w:right w:val="single" w:color="auto" w:sz="12" w:space="0"/>
-            <w:insideH w:val="single" w:color="auto" w:sz="6" w:space="0"/>
-            <w:insideV w:val="single" w:color="auto" w:sz="6" w:space="0"/>
-          </w:tblBorders>
+          <w:tblW w:w="10083" w:type="dxa"/>
+          <w:jc w:val="center"/>
+          <w:tblLayout w:type="fixed"/>
           <w:tblCellMar>
             <w:top w:w="0" w:type="dxa"/>
             <w:left w:w="108" w:type="dxa"/>
@@ -875,7 +874,7 @@
           <w:tcPr>
             <w:tcW w:w="5688" w:type="dxa"/>
             <w:gridSpan w:val="6"/>
-            <w:vMerge w:val="continue"/>
+            <w:vMerge/>
           </w:tcPr>
           <w:p>
             <w:pPr>
@@ -904,7 +903,7 @@
             </w:pPr>
             <w:r>
               <w:rPr>
-                <w:rFonts w:hint="eastAsia" w:ascii="宋体" w:hAnsi="宋体"/>
+                <w:rFonts w:ascii="宋体" w:hAnsi="宋体" w:hint="eastAsia"/>
                 <w:b/>
               </w:rPr>
               <w:t>不符合项对应的标准条款</w:t>
@@ -920,7 +919,7 @@
             <w:pPr>
               <w:widowControl/>
               <w:rPr>
-                <w:rFonts w:cs="宋体" w:asciiTheme="minorEastAsia" w:hAnsiTheme="minorEastAsia" w:eastAsiaTheme="minorEastAsia"/>
+                <w:rFonts w:asciiTheme="minorEastAsia" w:eastAsiaTheme="minorEastAsia" w:hAnsiTheme="minorEastAsia" w:cs="宋体"/>
                 <w:kern w:val="0"/>
                 <w:sz w:val="18"/>
                 <w:szCs w:val="18"/>
@@ -930,7 +929,7 @@
             </w:pPr>
             <w:r>
               <w:rPr>
-                <w:rFonts w:hint="default" w:cs="宋体" w:asciiTheme="minorEastAsia" w:hAnsiTheme="minorEastAsia" w:eastAsiaTheme="minorEastAsia"/>
+                <w:rFonts w:asciiTheme="minorEastAsia" w:eastAsiaTheme="minorEastAsia" w:hAnsiTheme="minorEastAsia" w:cs="宋体" w:hint="default"/>
                 <w:kern w:val="0"/>
                 <w:sz w:val="18"/>
                 <w:szCs w:val="18"/>
@@ -941,7 +940,7 @@
             </w:r>
             <w:r>
               <w:rPr>
-                <w:rFonts w:hint="eastAsia" w:cs="宋体" w:asciiTheme="minorEastAsia" w:hAnsiTheme="minorEastAsia" w:eastAsiaTheme="minorEastAsia"/>
+                <w:rFonts w:asciiTheme="minorEastAsia" w:eastAsiaTheme="minorEastAsia" w:hAnsiTheme="minorEastAsia" w:cs="宋体" w:hint="eastAsia"/>
                 <w:kern w:val="0"/>
                 <w:sz w:val="18"/>
                 <w:szCs w:val="18"/>
@@ -952,7 +951,7 @@
             </w:r>
             <w:r>
               <w:rPr>
-                <w:rFonts w:hint="default" w:cs="宋体" w:asciiTheme="minorEastAsia" w:hAnsiTheme="minorEastAsia" w:eastAsiaTheme="minorEastAsia"/>
+                <w:rFonts w:asciiTheme="minorEastAsia" w:eastAsiaTheme="minorEastAsia" w:hAnsiTheme="minorEastAsia" w:cs="宋体" w:hint="default"/>
                 <w:kern w:val="0"/>
                 <w:sz w:val="18"/>
                 <w:szCs w:val="18"/>
@@ -963,7 +962,7 @@
             </w:r>
             <w:r>
               <w:rPr>
-                <w:rFonts w:hint="eastAsia" w:cs="宋体" w:asciiTheme="minorEastAsia" w:hAnsiTheme="minorEastAsia" w:eastAsiaTheme="minorEastAsia"/>
+                <w:rFonts w:asciiTheme="minorEastAsia" w:eastAsiaTheme="minorEastAsia" w:hAnsiTheme="minorEastAsia" w:cs="宋体" w:hint="eastAsia"/>
                 <w:kern w:val="0"/>
                 <w:sz w:val="18"/>
                 <w:szCs w:val="18"/>
@@ -974,7 +973,7 @@
             </w:r>
             <w:r>
               <w:rPr>
-                <w:rFonts w:hint="default" w:cs="宋体" w:asciiTheme="minorEastAsia" w:hAnsiTheme="minorEastAsia" w:eastAsiaTheme="minorEastAsia"/>
+                <w:rFonts w:asciiTheme="minorEastAsia" w:eastAsiaTheme="minorEastAsia" w:hAnsiTheme="minorEastAsia" w:cs="宋体" w:hint="default"/>
                 <w:kern w:val="0"/>
                 <w:sz w:val="18"/>
                 <w:szCs w:val="18"/>
@@ -988,14 +987,9 @@
       </w:tr>
       <w:tr>
         <w:tblPrEx>
-          <w:tblBorders>
-            <w:top w:val="single" w:color="auto" w:sz="12" w:space="0"/>
-            <w:left w:val="single" w:color="auto" w:sz="12" w:space="0"/>
-            <w:bottom w:val="single" w:color="auto" w:sz="12" w:space="0"/>
-            <w:right w:val="single" w:color="auto" w:sz="12" w:space="0"/>
-            <w:insideH w:val="single" w:color="auto" w:sz="6" w:space="0"/>
-            <w:insideV w:val="single" w:color="auto" w:sz="6" w:space="0"/>
-          </w:tblBorders>
+          <w:tblW w:w="10083" w:type="dxa"/>
+          <w:jc w:val="center"/>
+          <w:tblLayout w:type="fixed"/>
           <w:tblCellMar>
             <w:top w:w="0" w:type="dxa"/>
             <w:left w:w="108" w:type="dxa"/>
@@ -1005,7 +999,7 @@
         </w:tblPrEx>
         <w:trPr>
           <w:cantSplit/>
-          <w:trHeight w:val="972" w:hRule="atLeast"/>
+          <w:trHeight w:val="972"/>
           <w:jc w:val="center"/>
         </w:trPr>
         <w:tc>
@@ -1019,13 +1013,13 @@
           <w:p>
             <w:pPr>
               <w:rPr>
-                <w:rFonts w:hint="eastAsia" w:ascii="宋体" w:hAnsi="宋体"/>
+                <w:rFonts w:ascii="宋体" w:hAnsi="宋体" w:hint="eastAsia"/>
                 <w:b/>
               </w:rPr>
             </w:pPr>
             <w:r>
               <w:rPr>
-                <w:rFonts w:hint="eastAsia" w:ascii="宋体" w:hAnsi="宋体"/>
+                <w:rFonts w:ascii="宋体" w:hAnsi="宋体" w:hint="eastAsia"/>
                 <w:b/>
               </w:rPr>
               <w:t>不符合项描述</w:t>
@@ -1033,16 +1027,16 @@
           </w:p>
           <w:tbl>
             <w:tblPr>
-              <w:tblStyle w:val="15"/>
+              <w:tblStyle w:val="TableNormal"/>
               <w:tblW w:w="11520" w:type="dxa"/>
               <w:tblInd w:w="-85" w:type="dxa"/>
               <w:tblBorders>
-                <w:top w:val="none" w:color="auto" w:sz="0" w:space="0"/>
-                <w:left w:val="none" w:color="auto" w:sz="0" w:space="0"/>
-                <w:bottom w:val="none" w:color="auto" w:sz="0" w:space="0"/>
-                <w:right w:val="none" w:color="auto" w:sz="0" w:space="0"/>
-                <w:insideH w:val="none" w:color="auto" w:sz="0" w:space="0"/>
-                <w:insideV w:val="none" w:color="auto" w:sz="0" w:space="0"/>
+                <w:top w:val="nil"/>
+                <w:left w:val="nil"/>
+                <w:bottom w:val="nil"/>
+                <w:right w:val="nil"/>
+                <w:insideH w:val="nil"/>
+                <w:insideV w:val="nil"/>
               </w:tblBorders>
               <w:shd w:val="clear" w:color="auto" w:fill="FFFFFF"/>
               <w:tblLayout w:type="fixed"/>
@@ -1058,15 +1052,18 @@
             </w:tblGrid>
             <w:tr>
               <w:tblPrEx>
+                <w:tblW w:w="11520" w:type="dxa"/>
+                <w:tblInd w:w="-85" w:type="dxa"/>
                 <w:tblBorders>
-                  <w:top w:val="none" w:color="auto" w:sz="0" w:space="0"/>
-                  <w:left w:val="none" w:color="auto" w:sz="0" w:space="0"/>
-                  <w:bottom w:val="none" w:color="auto" w:sz="0" w:space="0"/>
-                  <w:right w:val="none" w:color="auto" w:sz="0" w:space="0"/>
-                  <w:insideH w:val="none" w:color="auto" w:sz="0" w:space="0"/>
-                  <w:insideV w:val="none" w:color="auto" w:sz="0" w:space="0"/>
+                  <w:top w:val="nil"/>
+                  <w:left w:val="nil"/>
+                  <w:bottom w:val="nil"/>
+                  <w:right w:val="nil"/>
+                  <w:insideH w:val="nil"/>
+                  <w:insideV w:val="nil"/>
                 </w:tblBorders>
                 <w:shd w:val="clear" w:color="auto" w:fill="FFFFFF"/>
+                <w:tblLayout w:type="fixed"/>
                 <w:tblCellMar>
                   <w:top w:w="0" w:type="dxa"/>
                   <w:left w:w="0" w:type="dxa"/>
@@ -1075,16 +1072,16 @@
                 </w:tblCellMar>
               </w:tblPrEx>
               <w:trPr>
-                <w:trHeight w:val="340" w:hRule="atLeast"/>
+                <w:trHeight w:val="340"/>
               </w:trPr>
               <w:tc>
                 <w:tcPr>
                   <w:tcW w:w="11520" w:type="dxa"/>
                   <w:tcBorders>
-                    <w:top w:val="single" w:color="DDDDDD" w:sz="4" w:space="0"/>
-                    <w:left w:val="single" w:color="DDDDDD" w:sz="4" w:space="0"/>
-                    <w:bottom w:val="single" w:color="DDDDDD" w:sz="4" w:space="0"/>
-                    <w:right w:val="single" w:color="DDDDDD" w:sz="4" w:space="0"/>
+                    <w:top w:val="single" w:sz="4" w:space="0" w:color="DDDDDD"/>
+                    <w:left w:val="single" w:sz="4" w:space="0" w:color="DDDDDD"/>
+                    <w:bottom w:val="single" w:sz="4" w:space="0" w:color="DDDDDD"/>
+                    <w:right w:val="single" w:sz="4" w:space="0" w:color="DDDDDD"/>
                   </w:tcBorders>
                   <w:shd w:val="clear" w:color="auto" w:fill="F5F5F5"/>
                   <w:tcMar>
@@ -1104,7 +1101,7 @@
                     <w:spacing w:line="180" w:lineRule="atLeast"/>
                     <w:jc w:val="left"/>
                     <w:rPr>
-                      <w:rFonts w:ascii="Segoe UI" w:hAnsi="Segoe UI" w:eastAsia="Segoe UI" w:cs="Segoe UI"/>
+                      <w:rFonts w:ascii="Segoe UI" w:eastAsia="Segoe UI" w:hAnsi="Segoe UI" w:cs="Segoe UI"/>
                       <w:i w:val="0"/>
                       <w:iCs w:val="0"/>
                       <w:caps w:val="0"/>
@@ -1116,7 +1113,7 @@
                   </w:pPr>
                   <w:r>
                     <w:rPr>
-                      <w:rFonts w:hint="default" w:ascii="Segoe UI" w:hAnsi="Segoe UI" w:eastAsia="Segoe UI" w:cs="Segoe UI"/>
+                      <w:rFonts w:ascii="Segoe UI" w:eastAsia="Segoe UI" w:hAnsi="Segoe UI" w:cs="Segoe UI" w:hint="default"/>
                       <w:i w:val="0"/>
                       <w:iCs w:val="0"/>
                       <w:caps w:val="0"/>
@@ -1127,11 +1124,11 @@
                       <w:szCs w:val="12"/>
                       <w:lang w:val="en-US" w:eastAsia="zh-CN"/>
                     </w:rPr>
-                    <w:br w:type="textWrapping"/>
+                    <w:br/>
                   </w:r>
                   <w:r>
                     <w:rPr>
-                      <w:rFonts w:hint="eastAsia" w:ascii="Arial" w:hAnsi="Arial" w:eastAsia="宋体" w:cs="Arial"/>
+                      <w:rFonts w:ascii="Arial" w:eastAsia="宋体" w:hAnsi="Arial" w:cs="Arial" w:hint="eastAsia"/>
                       <w:i w:val="0"/>
                       <w:iCs w:val="0"/>
                       <w:caps w:val="0"/>
@@ -1145,7 +1142,7 @@
                   </w:r>
                   <w:r>
                     <w:rPr>
-                      <w:rFonts w:hint="eastAsia" w:ascii="Arial" w:hAnsi="Arial" w:cs="Arial"/>
+                      <w:rFonts w:ascii="Arial" w:hAnsi="Arial" w:cs="Arial" w:hint="eastAsia"/>
                       <w:i w:val="0"/>
                       <w:iCs w:val="0"/>
                       <w:caps w:val="0"/>
@@ -1160,7 +1157,7 @@
                   </w:r>
                   <w:r>
                     <w:rPr>
-                      <w:rFonts w:hint="eastAsia" w:ascii="Arial" w:hAnsi="Arial" w:eastAsia="宋体" w:cs="Arial"/>
+                      <w:rFonts w:ascii="Arial" w:eastAsia="宋体" w:hAnsi="Arial" w:cs="Arial" w:hint="eastAsia"/>
                       <w:i w:val="0"/>
                       <w:iCs w:val="0"/>
                       <w:caps w:val="0"/>
@@ -1174,7 +1171,7 @@
                   </w:r>
                   <w:r>
                     <w:rPr>
-                      <w:rFonts w:hint="eastAsia" w:ascii="Arial" w:hAnsi="Arial" w:eastAsia="宋体" w:cs="Arial"/>
+                      <w:rFonts w:ascii="Arial" w:eastAsia="宋体" w:hAnsi="Arial" w:cs="Arial" w:hint="eastAsia"/>
                       <w:i w:val="0"/>
                       <w:iCs w:val="0"/>
                       <w:caps w:val="0"/>
@@ -1182,13 +1179,13 @@
                       <w:spacing w:val="0"/>
                       <w:sz w:val="16"/>
                       <w:szCs w:val="16"/>
-                      <w:shd w:val="clear" w:fill="F5F5F5"/>
+                      <w:shd w:val="clear" w:color="auto" w:fill="F5F5F5"/>
                     </w:rPr>
                     <w:t>机房设备基础知识培训</w:t>
                   </w:r>
                   <w:r>
                     <w:rPr>
-                      <w:rFonts w:hint="eastAsia" w:ascii="Arial" w:hAnsi="Arial" w:eastAsia="宋体" w:cs="Arial"/>
+                      <w:rFonts w:ascii="Arial" w:eastAsia="宋体" w:hAnsi="Arial" w:cs="Arial" w:hint="eastAsia"/>
                       <w:i w:val="0"/>
                       <w:iCs w:val="0"/>
                       <w:caps w:val="0"/>
@@ -1206,11 +1203,11 @@
           </w:tbl>
           <w:p>
             <w:pPr>
-              <w:pStyle w:val="22"/>
+              <w:pStyle w:val="A2"/>
               <w:spacing w:line="240" w:lineRule="exact"/>
               <w:jc w:val="left"/>
               <w:rPr>
-                <w:rFonts w:hint="eastAsia" w:ascii="宋体" w:hAnsi="宋体" w:eastAsia="宋体"/>
+                <w:rFonts w:ascii="宋体" w:eastAsia="宋体" w:hAnsi="宋体" w:hint="eastAsia"/>
                 <w:lang w:val="en-US" w:eastAsia="zh-CN"/>
               </w:rPr>
             </w:pPr>
@@ -1219,14 +1216,9 @@
       </w:tr>
       <w:tr>
         <w:tblPrEx>
-          <w:tblBorders>
-            <w:top w:val="single" w:color="auto" w:sz="12" w:space="0"/>
-            <w:left w:val="single" w:color="auto" w:sz="12" w:space="0"/>
-            <w:bottom w:val="single" w:color="auto" w:sz="12" w:space="0"/>
-            <w:right w:val="single" w:color="auto" w:sz="12" w:space="0"/>
-            <w:insideH w:val="single" w:color="auto" w:sz="6" w:space="0"/>
-            <w:insideV w:val="single" w:color="auto" w:sz="6" w:space="0"/>
-          </w:tblBorders>
+          <w:tblW w:w="10083" w:type="dxa"/>
+          <w:jc w:val="center"/>
+          <w:tblLayout w:type="fixed"/>
           <w:tblCellMar>
             <w:top w:w="0" w:type="dxa"/>
             <w:left w:w="108" w:type="dxa"/>
@@ -1244,7 +1236,7 @@
             <w:gridSpan w:val="4"/>
             <w:tcBorders>
               <w:top w:val="nil"/>
-              <w:bottom w:val="single" w:color="auto" w:sz="6" w:space="0"/>
+              <w:bottom w:val="single" w:sz="6" w:space="0" w:color="auto"/>
               <w:right w:val="nil"/>
             </w:tcBorders>
           </w:tcPr>
@@ -1259,7 +1251,7 @@
             </w:pPr>
             <w:r>
               <w:rPr>
-                <w:rFonts w:hint="eastAsia" w:ascii="宋体" w:hAnsi="宋体"/>
+                <w:rFonts w:ascii="宋体" w:hAnsi="宋体" w:hint="eastAsia"/>
                 <w:spacing w:val="-12"/>
                 <w:sz w:val="18"/>
               </w:rPr>
@@ -1274,7 +1266,7 @@
             <w:tcBorders>
               <w:top w:val="nil"/>
               <w:left w:val="nil"/>
-              <w:bottom w:val="single" w:color="auto" w:sz="6" w:space="0"/>
+              <w:bottom w:val="single" w:sz="6" w:space="0" w:color="auto"/>
               <w:right w:val="nil"/>
             </w:tcBorders>
           </w:tcPr>
@@ -1283,7 +1275,7 @@
               <w:spacing w:before="120" w:after="120"/>
               <w:jc w:val="left"/>
               <w:rPr>
-                <w:rFonts w:ascii="宋体" w:hAnsi="宋体" w:eastAsia="Arial Unicode MS" w:cs="Arial Unicode MS"/>
+                <w:rFonts w:ascii="宋体" w:eastAsia="Arial Unicode MS" w:hAnsi="宋体" w:cs="Arial Unicode MS"/>
                 <w:color w:val="000000"/>
                 <w:szCs w:val="21"/>
                 <w:u w:color="000000"/>
@@ -1298,7 +1290,7 @@
             <w:tcBorders>
               <w:top w:val="nil"/>
               <w:left w:val="nil"/>
-              <w:bottom w:val="single" w:color="auto" w:sz="6" w:space="0"/>
+              <w:bottom w:val="single" w:sz="6" w:space="0" w:color="auto"/>
             </w:tcBorders>
           </w:tcPr>
           <w:p>
@@ -1312,7 +1304,7 @@
             </w:pPr>
             <w:r>
               <w:rPr>
-                <w:rFonts w:hint="eastAsia" w:ascii="宋体" w:hAnsi="宋体"/>
+                <w:rFonts w:ascii="宋体" w:hAnsi="宋体" w:hint="eastAsia"/>
                 <w:spacing w:val="-12"/>
                 <w:sz w:val="18"/>
               </w:rPr>
@@ -1323,14 +1315,9 @@
       </w:tr>
       <w:tr>
         <w:tblPrEx>
-          <w:tblBorders>
-            <w:top w:val="single" w:color="auto" w:sz="12" w:space="0"/>
-            <w:left w:val="single" w:color="auto" w:sz="12" w:space="0"/>
-            <w:bottom w:val="single" w:color="auto" w:sz="12" w:space="0"/>
-            <w:right w:val="single" w:color="auto" w:sz="12" w:space="0"/>
-            <w:insideH w:val="single" w:color="auto" w:sz="6" w:space="0"/>
-            <w:insideV w:val="single" w:color="auto" w:sz="6" w:space="0"/>
-          </w:tblBorders>
+          <w:tblW w:w="10083" w:type="dxa"/>
+          <w:jc w:val="center"/>
+          <w:tblLayout w:type="fixed"/>
           <w:tblCellMar>
             <w:top w:w="0" w:type="dxa"/>
             <w:left w:w="108" w:type="dxa"/>
@@ -1340,7 +1327,7 @@
         </w:tblPrEx>
         <w:trPr>
           <w:cantSplit/>
-          <w:trHeight w:val="308" w:hRule="atLeast"/>
+          <w:trHeight w:val="308"/>
           <w:jc w:val="center"/>
         </w:trPr>
         <w:tc>
@@ -1362,7 +1349,7 @@
             </w:pPr>
             <w:r>
               <w:rPr>
-                <w:rFonts w:hint="eastAsia" w:ascii="宋体" w:hAnsi="宋体"/>
+                <w:rFonts w:ascii="宋体" w:hAnsi="宋体" w:hint="eastAsia"/>
                 <w:b/>
               </w:rPr>
               <w:t>不 符 合</w:t>
@@ -1381,10 +1368,10 @@
             <w:pPr>
               <w:widowControl/>
               <w:spacing w:line="240" w:lineRule="exact"/>
-              <w:ind w:left="270" w:hanging="270" w:hangingChars="150"/>
+              <w:ind w:left="270" w:hanging="315" w:hangingChars="150"/>
               <w:jc w:val="left"/>
               <w:rPr>
-                <w:rFonts w:cs="宋体" w:asciiTheme="minorEastAsia" w:hAnsiTheme="minorEastAsia" w:eastAsiaTheme="minorEastAsia"/>
+                <w:rFonts w:asciiTheme="minorEastAsia" w:eastAsiaTheme="minorEastAsia" w:hAnsiTheme="minorEastAsia" w:cs="宋体"/>
                 <w:kern w:val="0"/>
                 <w:sz w:val="18"/>
                 <w:szCs w:val="18"/>
@@ -1400,7 +1387,7 @@
             </w:r>
             <w:r>
               <w:rPr>
-                <w:rFonts w:hint="eastAsia" w:ascii="宋体" w:hAnsi="宋体"/>
+                <w:rFonts w:ascii="宋体" w:hAnsi="宋体" w:hint="eastAsia"/>
                 <w:sz w:val="18"/>
                 <w:u w:val="single"/>
               </w:rPr>
@@ -1408,7 +1395,7 @@
             </w:r>
             <w:r>
               <w:rPr>
-                <w:rFonts w:hint="eastAsia" w:ascii="宋体" w:hAnsi="宋体"/>
+                <w:rFonts w:ascii="宋体" w:hAnsi="宋体" w:hint="eastAsia"/>
                 <w:sz w:val="18"/>
               </w:rPr>
               <w:t>款号：</w:t>
@@ -1416,9 +1403,9 @@
           </w:p>
           <w:p>
             <w:pPr>
-              <w:pStyle w:val="21"/>
-              <w:rPr>
-                <w:rFonts w:hint="eastAsia" w:ascii="宋体" w:hAnsi="宋体" w:eastAsia="宋体" w:cs="宋体"/>
+              <w:pStyle w:val="Default"/>
+              <w:rPr>
+                <w:rFonts w:ascii="宋体" w:eastAsia="宋体" w:hAnsi="宋体" w:cs="宋体" w:hint="eastAsia"/>
                 <w:color w:val="auto"/>
                 <w:sz w:val="18"/>
                 <w:szCs w:val="18"/>
@@ -1430,14 +1417,9 @@
       </w:tr>
       <w:tr>
         <w:tblPrEx>
-          <w:tblBorders>
-            <w:top w:val="single" w:color="auto" w:sz="12" w:space="0"/>
-            <w:left w:val="single" w:color="auto" w:sz="12" w:space="0"/>
-            <w:bottom w:val="single" w:color="auto" w:sz="12" w:space="0"/>
-            <w:right w:val="single" w:color="auto" w:sz="12" w:space="0"/>
-            <w:insideH w:val="single" w:color="auto" w:sz="6" w:space="0"/>
-            <w:insideV w:val="single" w:color="auto" w:sz="6" w:space="0"/>
-          </w:tblBorders>
+          <w:tblW w:w="10083" w:type="dxa"/>
+          <w:jc w:val="center"/>
+          <w:tblLayout w:type="fixed"/>
           <w:tblCellMar>
             <w:top w:w="0" w:type="dxa"/>
             <w:left w:w="108" w:type="dxa"/>
@@ -1447,7 +1429,7 @@
         </w:tblPrEx>
         <w:trPr>
           <w:cantSplit/>
-          <w:trHeight w:val="304" w:hRule="atLeast"/>
+          <w:trHeight w:val="304"/>
           <w:jc w:val="center"/>
         </w:trPr>
         <w:tc>
@@ -1465,7 +1447,7 @@
             </w:pPr>
             <w:r>
               <w:rPr>
-                <w:rFonts w:hint="eastAsia" w:ascii="宋体" w:hAnsi="宋体"/>
+                <w:rFonts w:ascii="宋体" w:hAnsi="宋体" w:hint="eastAsia"/>
                 <w:b/>
               </w:rPr>
               <w:t>严重程度</w:t>
@@ -1492,7 +1474,7 @@
             </w:r>
             <w:r>
               <w:rPr>
-                <w:rFonts w:hint="eastAsia" w:ascii="宋体" w:hAnsi="宋体"/>
+                <w:rFonts w:ascii="宋体" w:hAnsi="宋体" w:hint="eastAsia"/>
                 <w:sz w:val="18"/>
               </w:rPr>
               <w:t xml:space="preserve"> 严重  </w:t>
@@ -1505,7 +1487,7 @@
             </w:r>
             <w:r>
               <w:rPr>
-                <w:rFonts w:hint="eastAsia" w:ascii="宋体" w:hAnsi="宋体"/>
+                <w:rFonts w:ascii="宋体" w:hAnsi="宋体" w:hint="eastAsia"/>
                 <w:sz w:val="18"/>
               </w:rPr>
               <w:t xml:space="preserve"> 一般</w:t>
@@ -1536,7 +1518,7 @@
             </w:r>
             <w:r>
               <w:rPr>
-                <w:rFonts w:hint="eastAsia" w:ascii="宋体" w:hAnsi="宋体"/>
+                <w:rFonts w:ascii="宋体" w:hAnsi="宋体" w:hint="eastAsia"/>
                 <w:b/>
                 <w:sz w:val="18"/>
               </w:rPr>
@@ -1551,7 +1533,7 @@
             </w:r>
             <w:r>
               <w:rPr>
-                <w:rFonts w:hint="eastAsia" w:ascii="宋体" w:hAnsi="宋体"/>
+                <w:rFonts w:ascii="宋体" w:hAnsi="宋体" w:hint="eastAsia"/>
                 <w:b/>
                 <w:sz w:val="18"/>
               </w:rPr>
@@ -1577,14 +1559,9 @@
       </w:tr>
       <w:tr>
         <w:tblPrEx>
-          <w:tblBorders>
-            <w:top w:val="single" w:color="auto" w:sz="12" w:space="0"/>
-            <w:left w:val="single" w:color="auto" w:sz="12" w:space="0"/>
-            <w:bottom w:val="single" w:color="auto" w:sz="12" w:space="0"/>
-            <w:right w:val="single" w:color="auto" w:sz="12" w:space="0"/>
-            <w:insideH w:val="single" w:color="auto" w:sz="6" w:space="0"/>
-            <w:insideV w:val="single" w:color="auto" w:sz="6" w:space="0"/>
-          </w:tblBorders>
+          <w:tblW w:w="10083" w:type="dxa"/>
+          <w:jc w:val="center"/>
+          <w:tblLayout w:type="fixed"/>
           <w:tblCellMar>
             <w:top w:w="0" w:type="dxa"/>
             <w:left w:w="108" w:type="dxa"/>
@@ -1594,7 +1571,7 @@
         </w:tblPrEx>
         <w:trPr>
           <w:cantSplit/>
-          <w:trHeight w:val="1260" w:hRule="atLeast"/>
+          <w:trHeight w:val="1260"/>
           <w:jc w:val="center"/>
         </w:trPr>
         <w:tc>
@@ -1612,7 +1589,7 @@
             </w:pPr>
             <w:r>
               <w:rPr>
-                <w:rFonts w:hint="eastAsia" w:ascii="宋体" w:hAnsi="宋体"/>
+                <w:rFonts w:ascii="宋体" w:hAnsi="宋体" w:hint="eastAsia"/>
                 <w:b/>
               </w:rPr>
               <w:t>对不符合的处置：</w:t>
@@ -1620,16 +1597,16 @@
           </w:p>
           <w:tbl>
             <w:tblPr>
-              <w:tblStyle w:val="15"/>
+              <w:tblStyle w:val="TableNormal"/>
               <w:tblW w:w="22706" w:type="dxa"/>
               <w:tblInd w:w="-127" w:type="dxa"/>
               <w:tblBorders>
-                <w:top w:val="none" w:color="auto" w:sz="0" w:space="0"/>
-                <w:left w:val="none" w:color="auto" w:sz="0" w:space="0"/>
-                <w:bottom w:val="none" w:color="auto" w:sz="0" w:space="0"/>
-                <w:right w:val="none" w:color="auto" w:sz="0" w:space="0"/>
-                <w:insideH w:val="none" w:color="auto" w:sz="0" w:space="0"/>
-                <w:insideV w:val="none" w:color="auto" w:sz="0" w:space="0"/>
+                <w:top w:val="nil"/>
+                <w:left w:val="nil"/>
+                <w:bottom w:val="nil"/>
+                <w:right w:val="nil"/>
+                <w:insideH w:val="nil"/>
+                <w:insideV w:val="nil"/>
               </w:tblBorders>
               <w:shd w:val="clear" w:color="auto" w:fill="FFFFFF"/>
               <w:tblLayout w:type="fixed"/>
@@ -1645,14 +1622,18 @@
             </w:tblGrid>
             <w:tr>
               <w:tblPrEx>
+                <w:tblW w:w="22706" w:type="dxa"/>
+                <w:tblInd w:w="-127" w:type="dxa"/>
                 <w:tblBorders>
-                  <w:top w:val="none" w:color="auto" w:sz="0" w:space="0"/>
-                  <w:left w:val="none" w:color="auto" w:sz="0" w:space="0"/>
-                  <w:bottom w:val="none" w:color="auto" w:sz="0" w:space="0"/>
-                  <w:right w:val="none" w:color="auto" w:sz="0" w:space="0"/>
-                  <w:insideH w:val="none" w:color="auto" w:sz="0" w:space="0"/>
-                  <w:insideV w:val="none" w:color="auto" w:sz="0" w:space="0"/>
+                  <w:top w:val="nil"/>
+                  <w:left w:val="nil"/>
+                  <w:bottom w:val="nil"/>
+                  <w:right w:val="nil"/>
+                  <w:insideH w:val="nil"/>
+                  <w:insideV w:val="nil"/>
                 </w:tblBorders>
+                <w:shd w:val="clear" w:color="auto" w:fill="FFFFFF"/>
+                <w:tblLayout w:type="fixed"/>
                 <w:tblCellMar>
                   <w:top w:w="0" w:type="dxa"/>
                   <w:left w:w="0" w:type="dxa"/>
@@ -1661,16 +1642,16 @@
                 </w:tblCellMar>
               </w:tblPrEx>
               <w:trPr>
-                <w:trHeight w:val="510" w:hRule="atLeast"/>
+                <w:trHeight w:val="510"/>
               </w:trPr>
               <w:tc>
                 <w:tcPr>
                   <w:tcW w:w="22706" w:type="dxa"/>
                   <w:tcBorders>
-                    <w:top w:val="single" w:color="DDDDDD" w:sz="6" w:space="0"/>
-                    <w:left w:val="single" w:color="DDDDDD" w:sz="6" w:space="0"/>
-                    <w:bottom w:val="single" w:color="DDDDDD" w:sz="6" w:space="0"/>
-                    <w:right w:val="single" w:color="DDDDDD" w:sz="6" w:space="0"/>
+                    <w:top w:val="single" w:sz="6" w:space="0" w:color="DDDDDD"/>
+                    <w:left w:val="single" w:sz="6" w:space="0" w:color="DDDDDD"/>
+                    <w:bottom w:val="single" w:sz="6" w:space="0" w:color="DDDDDD"/>
+                    <w:right w:val="single" w:sz="6" w:space="0" w:color="DDDDDD"/>
                   </w:tcBorders>
                   <w:shd w:val="clear" w:color="auto" w:fill="F5F5F5"/>
                   <w:tcMar>
@@ -1690,7 +1671,7 @@
                     <w:spacing w:line="270" w:lineRule="atLeast"/>
                     <w:jc w:val="left"/>
                     <w:rPr>
-                      <w:rFonts w:ascii="Segoe UI" w:hAnsi="Segoe UI" w:eastAsia="Segoe UI" w:cs="Segoe UI"/>
+                      <w:rFonts w:ascii="Segoe UI" w:eastAsia="Segoe UI" w:hAnsi="Segoe UI" w:cs="Segoe UI"/>
                       <w:i w:val="0"/>
                       <w:iCs w:val="0"/>
                       <w:caps w:val="0"/>
@@ -1702,7 +1683,7 @@
                   </w:pPr>
                   <w:r>
                     <w:rPr>
-                      <w:rFonts w:hint="default" w:ascii="Segoe UI" w:hAnsi="Segoe UI" w:eastAsia="Segoe UI" w:cs="Segoe UI"/>
+                      <w:rFonts w:ascii="Segoe UI" w:eastAsia="Segoe UI" w:hAnsi="Segoe UI" w:cs="Segoe UI" w:hint="default"/>
                       <w:i w:val="0"/>
                       <w:iCs w:val="0"/>
                       <w:caps w:val="0"/>
@@ -1717,7 +1698,7 @@
                   </w:r>
                   <w:r>
                     <w:rPr>
-                      <w:rFonts w:hint="eastAsia" w:ascii="Segoe UI" w:hAnsi="Segoe UI" w:eastAsia="Segoe UI" w:cs="Segoe UI"/>
+                      <w:rFonts w:ascii="Segoe UI" w:eastAsia="Segoe UI" w:hAnsi="Segoe UI" w:cs="Segoe UI" w:hint="eastAsia"/>
                       <w:i w:val="0"/>
                       <w:iCs w:val="0"/>
                       <w:caps w:val="0"/>
@@ -1732,7 +1713,7 @@
                   </w:r>
                   <w:r>
                     <w:rPr>
-                      <w:rFonts w:hint="default" w:ascii="Segoe UI" w:hAnsi="Segoe UI" w:eastAsia="Segoe UI" w:cs="Segoe UI"/>
+                      <w:rFonts w:ascii="Segoe UI" w:eastAsia="Segoe UI" w:hAnsi="Segoe UI" w:cs="Segoe UI" w:hint="default"/>
                       <w:i w:val="0"/>
                       <w:iCs w:val="0"/>
                       <w:caps w:val="0"/>
@@ -1760,14 +1741,9 @@
       </w:tr>
       <w:tr>
         <w:tblPrEx>
-          <w:tblBorders>
-            <w:top w:val="single" w:color="auto" w:sz="12" w:space="0"/>
-            <w:left w:val="single" w:color="auto" w:sz="12" w:space="0"/>
-            <w:bottom w:val="single" w:color="auto" w:sz="12" w:space="0"/>
-            <w:right w:val="single" w:color="auto" w:sz="12" w:space="0"/>
-            <w:insideH w:val="single" w:color="auto" w:sz="6" w:space="0"/>
-            <w:insideV w:val="single" w:color="auto" w:sz="6" w:space="0"/>
-          </w:tblBorders>
+          <w:tblW w:w="10083" w:type="dxa"/>
+          <w:jc w:val="center"/>
+          <w:tblLayout w:type="fixed"/>
           <w:tblCellMar>
             <w:top w:w="0" w:type="dxa"/>
             <w:left w:w="108" w:type="dxa"/>
@@ -1794,7 +1770,7 @@
             </w:pPr>
             <w:r>
               <w:rPr>
-                <w:rFonts w:hint="eastAsia" w:ascii="宋体" w:hAnsi="宋体"/>
+                <w:rFonts w:ascii="宋体" w:hAnsi="宋体" w:hint="eastAsia"/>
                 <w:b/>
               </w:rPr>
               <w:t>不符合原因分析：</w:t>
@@ -1808,7 +1784,7 @@
             </w:pPr>
             <w:r>
               <w:rPr>
-                <w:rFonts w:ascii="Segoe UI" w:hAnsi="Segoe UI" w:eastAsia="Segoe UI" w:cs="Segoe UI"/>
+                <w:rFonts w:ascii="Segoe UI" w:eastAsia="Segoe UI" w:hAnsi="Segoe UI" w:cs="Segoe UI"/>
                 <w:i w:val="0"/>
                 <w:iCs w:val="0"/>
                 <w:caps w:val="0"/>
@@ -1822,7 +1798,7 @@
             </w:r>
             <w:r>
               <w:rPr>
-                <w:rFonts w:hint="eastAsia" w:ascii="Segoe UI" w:hAnsi="Segoe UI" w:eastAsia="Segoe UI" w:cs="Segoe UI"/>
+                <w:rFonts w:ascii="Segoe UI" w:eastAsia="Segoe UI" w:hAnsi="Segoe UI" w:cs="Segoe UI" w:hint="eastAsia"/>
                 <w:i w:val="0"/>
                 <w:iCs w:val="0"/>
                 <w:caps w:val="0"/>
@@ -1836,7 +1812,7 @@
             </w:r>
             <w:r>
               <w:rPr>
-                <w:rFonts w:ascii="Segoe UI" w:hAnsi="Segoe UI" w:eastAsia="Segoe UI" w:cs="Segoe UI"/>
+                <w:rFonts w:ascii="Segoe UI" w:eastAsia="Segoe UI" w:hAnsi="Segoe UI" w:cs="Segoe UI"/>
                 <w:i w:val="0"/>
                 <w:iCs w:val="0"/>
                 <w:caps w:val="0"/>
@@ -1850,7 +1826,7 @@
             </w:r>
             <w:r>
               <w:rPr>
-                <w:rFonts w:hint="eastAsia" w:ascii="Arial" w:hAnsi="Arial" w:eastAsia="宋体" w:cs="Arial"/>
+                <w:rFonts w:ascii="Arial" w:eastAsia="宋体" w:hAnsi="Arial" w:cs="Arial" w:hint="eastAsia"/>
                 <w:i w:val="0"/>
                 <w:iCs w:val="0"/>
                 <w:caps w:val="0"/>
@@ -1858,13 +1834,13 @@
                 <w:spacing w:val="0"/>
                 <w:sz w:val="16"/>
                 <w:szCs w:val="16"/>
-                <w:shd w:val="clear" w:fill="F5F5F5"/>
+                <w:shd w:val="clear" w:color="auto" w:fill="F5F5F5"/>
               </w:rPr>
               <w:t>机房设备基础知识培训</w:t>
             </w:r>
             <w:r>
               <w:rPr>
-                <w:rFonts w:ascii="Segoe UI" w:hAnsi="Segoe UI" w:eastAsia="Segoe UI" w:cs="Segoe UI"/>
+                <w:rFonts w:ascii="Segoe UI" w:eastAsia="Segoe UI" w:hAnsi="Segoe UI" w:cs="Segoe UI"/>
                 <w:i w:val="0"/>
                 <w:iCs w:val="0"/>
                 <w:caps w:val="0"/>
@@ -1878,7 +1854,7 @@
             </w:r>
             <w:r>
               <w:rPr>
-                <w:rFonts w:hint="eastAsia" w:ascii="Arial" w:hAnsi="Arial" w:eastAsia="宋体" w:cs="Arial"/>
+                <w:rFonts w:ascii="Arial" w:eastAsia="宋体" w:hAnsi="Arial" w:cs="Arial" w:hint="eastAsia"/>
                 <w:i w:val="0"/>
                 <w:iCs w:val="0"/>
                 <w:caps w:val="0"/>
@@ -1886,13 +1862,13 @@
                 <w:spacing w:val="0"/>
                 <w:sz w:val="16"/>
                 <w:szCs w:val="16"/>
-                <w:shd w:val="clear" w:fill="F5F5F5"/>
+                <w:shd w:val="clear" w:color="auto" w:fill="F5F5F5"/>
               </w:rPr>
               <w:t>机房设备基础知识培训</w:t>
             </w:r>
             <w:r>
               <w:rPr>
-                <w:rFonts w:ascii="Segoe UI" w:hAnsi="Segoe UI" w:eastAsia="Segoe UI" w:cs="Segoe UI"/>
+                <w:rFonts w:ascii="Segoe UI" w:eastAsia="Segoe UI" w:hAnsi="Segoe UI" w:cs="Segoe UI"/>
                 <w:i w:val="0"/>
                 <w:iCs w:val="0"/>
                 <w:caps w:val="0"/>
@@ -1916,14 +1892,9 @@
       </w:tr>
       <w:tr>
         <w:tblPrEx>
-          <w:tblBorders>
-            <w:top w:val="single" w:color="auto" w:sz="12" w:space="0"/>
-            <w:left w:val="single" w:color="auto" w:sz="12" w:space="0"/>
-            <w:bottom w:val="single" w:color="auto" w:sz="12" w:space="0"/>
-            <w:right w:val="single" w:color="auto" w:sz="12" w:space="0"/>
-            <w:insideH w:val="single" w:color="auto" w:sz="6" w:space="0"/>
-            <w:insideV w:val="single" w:color="auto" w:sz="6" w:space="0"/>
-          </w:tblBorders>
+          <w:tblW w:w="10083" w:type="dxa"/>
+          <w:jc w:val="center"/>
+          <w:tblLayout w:type="fixed"/>
           <w:tblCellMar>
             <w:top w:w="0" w:type="dxa"/>
             <w:left w:w="108" w:type="dxa"/>
@@ -1933,7 +1904,7 @@
         </w:tblPrEx>
         <w:trPr>
           <w:cantSplit/>
-          <w:trHeight w:val="2329" w:hRule="atLeast"/>
+          <w:trHeight w:val="2329"/>
           <w:jc w:val="center"/>
         </w:trPr>
         <w:tc>
@@ -1951,7 +1922,7 @@
             </w:pPr>
             <w:r>
               <w:rPr>
-                <w:rFonts w:hint="eastAsia" w:ascii="宋体" w:hAnsi="宋体"/>
+                <w:rFonts w:ascii="宋体" w:hAnsi="宋体" w:hint="eastAsia"/>
                 <w:b/>
               </w:rPr>
               <w:t>针对原因采取的防止再发生的措施（请列出新的或修订后的流程、或增加的检测控制、或增加的资源等）：</w:t>
@@ -1960,7 +1931,7 @@
           <w:p>
             <w:pPr>
               <w:rPr>
-                <w:rFonts w:ascii="Segoe UI" w:hAnsi="Segoe UI" w:eastAsia="Segoe UI" w:cs="Segoe UI"/>
+                <w:rFonts w:ascii="Segoe UI" w:eastAsia="Segoe UI" w:hAnsi="Segoe UI" w:cs="Segoe UI"/>
                 <w:i w:val="0"/>
                 <w:iCs w:val="0"/>
                 <w:caps w:val="0"/>
@@ -1973,7 +1944,7 @@
             </w:pPr>
             <w:r>
               <w:rPr>
-                <w:rFonts w:hint="eastAsia" w:ascii="Segoe UI" w:hAnsi="Segoe UI" w:cs="Segoe UI"/>
+                <w:rFonts w:ascii="Segoe UI" w:hAnsi="Segoe UI" w:cs="Segoe UI" w:hint="eastAsia"/>
                 <w:i w:val="0"/>
                 <w:iCs w:val="0"/>
                 <w:caps w:val="0"/>
@@ -1988,7 +1959,7 @@
             </w:r>
             <w:r>
               <w:rPr>
-                <w:rFonts w:ascii="Segoe UI" w:hAnsi="Segoe UI" w:eastAsia="Segoe UI" w:cs="Segoe UI"/>
+                <w:rFonts w:ascii="Segoe UI" w:eastAsia="Segoe UI" w:hAnsi="Segoe UI" w:cs="Segoe UI"/>
                 <w:i w:val="0"/>
                 <w:iCs w:val="0"/>
                 <w:caps w:val="0"/>
@@ -2009,7 +1980,7 @@
             </w:pPr>
             <w:r>
               <w:rPr>
-                <w:rFonts w:hint="eastAsia" w:ascii="Segoe UI" w:hAnsi="Segoe UI" w:cs="Segoe UI"/>
+                <w:rFonts w:ascii="Segoe UI" w:hAnsi="Segoe UI" w:cs="Segoe UI" w:hint="eastAsia"/>
                 <w:i w:val="0"/>
                 <w:iCs w:val="0"/>
                 <w:caps w:val="0"/>
@@ -2024,7 +1995,7 @@
             </w:r>
             <w:r>
               <w:rPr>
-                <w:rFonts w:ascii="Segoe UI" w:hAnsi="Segoe UI" w:eastAsia="Segoe UI" w:cs="Segoe UI"/>
+                <w:rFonts w:ascii="Segoe UI" w:eastAsia="Segoe UI" w:hAnsi="Segoe UI" w:cs="Segoe UI"/>
                 <w:i w:val="0"/>
                 <w:iCs w:val="0"/>
                 <w:caps w:val="0"/>
@@ -2038,7 +2009,7 @@
             </w:r>
             <w:r>
               <w:rPr>
-                <w:rFonts w:hint="eastAsia" w:ascii="Segoe UI" w:hAnsi="Segoe UI" w:cs="Segoe UI"/>
+                <w:rFonts w:ascii="Segoe UI" w:hAnsi="Segoe UI" w:cs="Segoe UI" w:hint="eastAsia"/>
                 <w:i w:val="0"/>
                 <w:iCs w:val="0"/>
                 <w:caps w:val="0"/>
@@ -2053,7 +2024,7 @@
             </w:r>
             <w:r>
               <w:rPr>
-                <w:rFonts w:ascii="Segoe UI" w:hAnsi="Segoe UI" w:eastAsia="Segoe UI" w:cs="Segoe UI"/>
+                <w:rFonts w:ascii="Segoe UI" w:eastAsia="Segoe UI" w:hAnsi="Segoe UI" w:cs="Segoe UI"/>
                 <w:i w:val="0"/>
                 <w:iCs w:val="0"/>
                 <w:caps w:val="0"/>
@@ -2067,7 +2038,7 @@
             </w:r>
             <w:r>
               <w:rPr>
-                <w:rFonts w:hint="eastAsia" w:ascii="Segoe UI" w:hAnsi="Segoe UI" w:eastAsia="Segoe UI" w:cs="Segoe UI"/>
+                <w:rFonts w:ascii="Segoe UI" w:eastAsia="Segoe UI" w:hAnsi="Segoe UI" w:cs="Segoe UI" w:hint="eastAsia"/>
                 <w:i w:val="0"/>
                 <w:iCs w:val="0"/>
                 <w:caps w:val="0"/>
@@ -2083,7 +2054,7 @@
             <w:bookmarkEnd w:id="2"/>
             <w:r>
               <w:rPr>
-                <w:rFonts w:ascii="Segoe UI" w:hAnsi="Segoe UI" w:eastAsia="Segoe UI" w:cs="Segoe UI"/>
+                <w:rFonts w:ascii="Segoe UI" w:eastAsia="Segoe UI" w:hAnsi="Segoe UI" w:cs="Segoe UI"/>
                 <w:i w:val="0"/>
                 <w:iCs w:val="0"/>
                 <w:caps w:val="0"/>
@@ -2120,7 +2091,7 @@
             </w:pPr>
             <w:r>
               <w:rPr>
-                <w:rFonts w:hint="eastAsia" w:ascii="宋体" w:hAnsi="宋体"/>
+                <w:rFonts w:ascii="宋体" w:hAnsi="宋体" w:hint="eastAsia"/>
                 <w:b/>
                 <w:sz w:val="18"/>
               </w:rPr>
@@ -2136,7 +2107,7 @@
             </w:r>
             <w:r>
               <w:rPr>
-                <w:rFonts w:hint="eastAsia" w:ascii="宋体" w:hAnsi="宋体"/>
+                <w:rFonts w:ascii="宋体" w:hAnsi="宋体" w:hint="eastAsia"/>
                 <w:b/>
                 <w:sz w:val="18"/>
               </w:rPr>
@@ -2144,7 +2115,7 @@
             </w:r>
             <w:r>
               <w:rPr>
-                <w:rFonts w:hint="eastAsia" w:ascii="宋体" w:hAnsi="宋体"/>
+                <w:rFonts w:ascii="宋体" w:hAnsi="宋体" w:hint="eastAsia"/>
                 <w:sz w:val="18"/>
               </w:rPr>
               <w:t xml:space="preserve">           </w:t>
@@ -2158,14 +2129,14 @@
             </w:r>
             <w:r>
               <w:rPr>
-                <w:rFonts w:hint="eastAsia" w:ascii="宋体" w:hAnsi="宋体"/>
+                <w:rFonts w:ascii="宋体" w:hAnsi="宋体" w:hint="eastAsia"/>
                 <w:sz w:val="18"/>
               </w:rPr>
               <w:t>年</w:t>
             </w:r>
             <w:r>
               <w:rPr>
-                <w:rFonts w:hint="eastAsia" w:ascii="宋体" w:hAnsi="宋体"/>
+                <w:rFonts w:ascii="宋体" w:hAnsi="宋体" w:hint="eastAsia"/>
                 <w:sz w:val="18"/>
                 <w:lang w:val="en-US" w:eastAsia="zh-CN"/>
               </w:rPr>
@@ -2173,7 +2144,7 @@
             </w:r>
             <w:r>
               <w:rPr>
-                <w:rFonts w:hint="eastAsia" w:ascii="宋体" w:hAnsi="宋体"/>
+                <w:rFonts w:ascii="宋体" w:hAnsi="宋体" w:hint="eastAsia"/>
                 <w:sz w:val="18"/>
               </w:rPr>
               <w:t>月  日</w:t>
@@ -2183,14 +2154,9 @@
       </w:tr>
       <w:tr>
         <w:tblPrEx>
-          <w:tblBorders>
-            <w:top w:val="single" w:color="auto" w:sz="12" w:space="0"/>
-            <w:left w:val="single" w:color="auto" w:sz="12" w:space="0"/>
-            <w:bottom w:val="single" w:color="auto" w:sz="12" w:space="0"/>
-            <w:right w:val="single" w:color="auto" w:sz="12" w:space="0"/>
-            <w:insideH w:val="single" w:color="auto" w:sz="6" w:space="0"/>
-            <w:insideV w:val="single" w:color="auto" w:sz="6" w:space="0"/>
-          </w:tblBorders>
+          <w:tblW w:w="10083" w:type="dxa"/>
+          <w:jc w:val="center"/>
+          <w:tblLayout w:type="fixed"/>
           <w:tblCellMar>
             <w:top w:w="0" w:type="dxa"/>
             <w:left w:w="108" w:type="dxa"/>
@@ -2200,7 +2166,7 @@
         </w:tblPrEx>
         <w:trPr>
           <w:cantSplit/>
-          <w:trHeight w:val="375" w:hRule="atLeast"/>
+          <w:trHeight w:val="375"/>
           <w:jc w:val="center"/>
         </w:trPr>
         <w:tc>
@@ -2219,7 +2185,7 @@
             </w:pPr>
             <w:r>
               <w:rPr>
-                <w:rFonts w:hint="eastAsia" w:ascii="宋体" w:hAnsi="宋体"/>
+                <w:rFonts w:ascii="宋体" w:hAnsi="宋体" w:hint="eastAsia"/>
                 <w:b/>
               </w:rPr>
               <w:t>跟踪</w:t>
@@ -2234,7 +2200,7 @@
             </w:pPr>
             <w:r>
               <w:rPr>
-                <w:rFonts w:hint="eastAsia" w:ascii="宋体" w:hAnsi="宋体"/>
+                <w:rFonts w:ascii="宋体" w:hAnsi="宋体" w:hint="eastAsia"/>
                 <w:b/>
               </w:rPr>
               <w:t>验证</w:t>
@@ -2256,7 +2222,7 @@
             </w:pPr>
             <w:r>
               <w:rPr>
-                <w:rFonts w:hint="eastAsia" w:ascii="宋体" w:hAnsi="宋体"/>
+                <w:rFonts w:ascii="宋体" w:hAnsi="宋体" w:hint="eastAsia"/>
                 <w:sz w:val="18"/>
               </w:rPr>
               <w:t xml:space="preserve">不符合处置是否有效        </w:t>
@@ -2269,7 +2235,7 @@
             </w:r>
             <w:r>
               <w:rPr>
-                <w:rFonts w:hint="eastAsia" w:ascii="宋体" w:hAnsi="宋体"/>
+                <w:rFonts w:ascii="宋体" w:hAnsi="宋体" w:hint="eastAsia"/>
                 <w:sz w:val="18"/>
               </w:rPr>
               <w:t xml:space="preserve"> 是   </w:t>
@@ -2282,7 +2248,7 @@
             </w:r>
             <w:r>
               <w:rPr>
-                <w:rFonts w:hint="eastAsia" w:ascii="宋体" w:hAnsi="宋体"/>
+                <w:rFonts w:ascii="宋体" w:hAnsi="宋体" w:hint="eastAsia"/>
                 <w:sz w:val="18"/>
               </w:rPr>
               <w:t xml:space="preserve"> 否</w:t>
@@ -2305,7 +2271,7 @@
             </w:pPr>
             <w:r>
               <w:rPr>
-                <w:rFonts w:hint="eastAsia" w:ascii="宋体" w:hAnsi="宋体"/>
+                <w:rFonts w:ascii="宋体" w:hAnsi="宋体" w:hint="eastAsia"/>
                 <w:b/>
               </w:rPr>
               <w:t>验证方式：</w:t>
@@ -2327,7 +2293,7 @@
             </w:r>
             <w:r>
               <w:rPr>
-                <w:rFonts w:hint="eastAsia" w:ascii="宋体" w:hAnsi="宋体"/>
+                <w:rFonts w:ascii="宋体" w:hAnsi="宋体" w:hint="eastAsia"/>
                 <w:sz w:val="18"/>
               </w:rPr>
               <w:t xml:space="preserve"> 文件验证</w:t>
@@ -2348,7 +2314,7 @@
             </w:r>
             <w:r>
               <w:rPr>
-                <w:rFonts w:hint="eastAsia" w:ascii="宋体" w:hAnsi="宋体"/>
+                <w:rFonts w:ascii="宋体" w:hAnsi="宋体" w:hint="eastAsia"/>
                 <w:sz w:val="18"/>
               </w:rPr>
               <w:t xml:space="preserve"> 现场验证</w:t>
@@ -2371,7 +2337,7 @@
             </w:pPr>
             <w:r>
               <w:rPr>
-                <w:rFonts w:hint="eastAsia" w:ascii="宋体" w:hAnsi="宋体"/>
+                <w:rFonts w:ascii="宋体" w:hAnsi="宋体" w:hint="eastAsia"/>
                 <w:b/>
               </w:rPr>
               <w:t>验证人员(签名)</w:t>
@@ -2400,7 +2366,7 @@
             </w:pPr>
             <w:r>
               <w:rPr>
-                <w:rFonts w:hint="eastAsia" w:ascii="宋体" w:hAnsi="宋体"/>
+                <w:rFonts w:ascii="宋体" w:hAnsi="宋体" w:hint="eastAsia"/>
               </w:rPr>
               <w:t xml:space="preserve">          年    月    日</w:t>
             </w:r>
@@ -2409,14 +2375,9 @@
       </w:tr>
       <w:tr>
         <w:tblPrEx>
-          <w:tblBorders>
-            <w:top w:val="single" w:color="auto" w:sz="12" w:space="0"/>
-            <w:left w:val="single" w:color="auto" w:sz="12" w:space="0"/>
-            <w:bottom w:val="single" w:color="auto" w:sz="12" w:space="0"/>
-            <w:right w:val="single" w:color="auto" w:sz="12" w:space="0"/>
-            <w:insideH w:val="single" w:color="auto" w:sz="6" w:space="0"/>
-            <w:insideV w:val="single" w:color="auto" w:sz="6" w:space="0"/>
-          </w:tblBorders>
+          <w:tblW w:w="10083" w:type="dxa"/>
+          <w:jc w:val="center"/>
+          <w:tblLayout w:type="fixed"/>
           <w:tblCellMar>
             <w:top w:w="0" w:type="dxa"/>
             <w:left w:w="108" w:type="dxa"/>
@@ -2426,13 +2387,13 @@
         </w:tblPrEx>
         <w:trPr>
           <w:cantSplit/>
-          <w:trHeight w:val="375" w:hRule="atLeast"/>
+          <w:trHeight w:val="375"/>
           <w:jc w:val="center"/>
         </w:trPr>
         <w:tc>
           <w:tcPr>
             <w:tcW w:w="648" w:type="dxa"/>
-            <w:vMerge w:val="continue"/>
+            <w:vMerge/>
           </w:tcPr>
           <w:p>
             <w:pPr>
@@ -2457,7 +2418,7 @@
             </w:pPr>
             <w:r>
               <w:rPr>
-                <w:rFonts w:hint="eastAsia" w:ascii="宋体" w:hAnsi="宋体"/>
+                <w:rFonts w:ascii="宋体" w:hAnsi="宋体" w:hint="eastAsia"/>
                 <w:sz w:val="18"/>
               </w:rPr>
               <w:t xml:space="preserve">原因分析是否准确          </w:t>
@@ -2476,7 +2437,7 @@
             </w:r>
             <w:r>
               <w:rPr>
-                <w:rFonts w:hint="eastAsia" w:ascii="宋体" w:hAnsi="宋体"/>
+                <w:rFonts w:ascii="宋体" w:hAnsi="宋体" w:hint="eastAsia"/>
                 <w:sz w:val="18"/>
               </w:rPr>
               <w:t xml:space="preserve">是   </w:t>
@@ -2489,7 +2450,7 @@
             </w:r>
             <w:r>
               <w:rPr>
-                <w:rFonts w:hint="eastAsia" w:ascii="宋体" w:hAnsi="宋体"/>
+                <w:rFonts w:ascii="宋体" w:hAnsi="宋体" w:hint="eastAsia"/>
                 <w:sz w:val="18"/>
               </w:rPr>
               <w:t xml:space="preserve"> 否</w:t>
@@ -2500,7 +2461,7 @@
           <w:tcPr>
             <w:tcW w:w="1440" w:type="dxa"/>
             <w:gridSpan w:val="3"/>
-            <w:vMerge w:val="continue"/>
+            <w:vMerge/>
           </w:tcPr>
           <w:p>
             <w:pPr>
@@ -2515,7 +2476,7 @@
           <w:tcPr>
             <w:tcW w:w="3855" w:type="dxa"/>
             <w:gridSpan w:val="3"/>
-            <w:vMerge w:val="continue"/>
+            <w:vMerge/>
           </w:tcPr>
           <w:p>
             <w:pPr>
@@ -2528,14 +2489,9 @@
       </w:tr>
       <w:tr>
         <w:tblPrEx>
-          <w:tblBorders>
-            <w:top w:val="single" w:color="auto" w:sz="12" w:space="0"/>
-            <w:left w:val="single" w:color="auto" w:sz="12" w:space="0"/>
-            <w:bottom w:val="single" w:color="auto" w:sz="12" w:space="0"/>
-            <w:right w:val="single" w:color="auto" w:sz="12" w:space="0"/>
-            <w:insideH w:val="single" w:color="auto" w:sz="6" w:space="0"/>
-            <w:insideV w:val="single" w:color="auto" w:sz="6" w:space="0"/>
-          </w:tblBorders>
+          <w:tblW w:w="10083" w:type="dxa"/>
+          <w:jc w:val="center"/>
+          <w:tblLayout w:type="fixed"/>
           <w:tblCellMar>
             <w:top w:w="0" w:type="dxa"/>
             <w:left w:w="108" w:type="dxa"/>
@@ -2545,13 +2501,13 @@
         </w:tblPrEx>
         <w:trPr>
           <w:cantSplit/>
-          <w:trHeight w:val="375" w:hRule="atLeast"/>
+          <w:trHeight w:val="375"/>
           <w:jc w:val="center"/>
         </w:trPr>
         <w:tc>
           <w:tcPr>
             <w:tcW w:w="648" w:type="dxa"/>
-            <w:vMerge w:val="continue"/>
+            <w:vMerge/>
           </w:tcPr>
           <w:p>
             <w:pPr>
@@ -2576,7 +2532,7 @@
             </w:pPr>
             <w:r>
               <w:rPr>
-                <w:rFonts w:hint="eastAsia" w:ascii="宋体" w:hAnsi="宋体"/>
+                <w:rFonts w:ascii="宋体" w:hAnsi="宋体" w:hint="eastAsia"/>
                 <w:sz w:val="18"/>
               </w:rPr>
               <w:t xml:space="preserve">防止再发生的措施是否有效  </w:t>
@@ -2589,7 +2545,7 @@
             </w:r>
             <w:r>
               <w:rPr>
-                <w:rFonts w:hint="eastAsia" w:ascii="宋体" w:hAnsi="宋体"/>
+                <w:rFonts w:ascii="宋体" w:hAnsi="宋体" w:hint="eastAsia"/>
                 <w:sz w:val="18"/>
               </w:rPr>
               <w:t xml:space="preserve"> 是   </w:t>
@@ -2602,7 +2558,7 @@
             </w:r>
             <w:r>
               <w:rPr>
-                <w:rFonts w:hint="eastAsia" w:ascii="宋体" w:hAnsi="宋体"/>
+                <w:rFonts w:ascii="宋体" w:hAnsi="宋体" w:hint="eastAsia"/>
                 <w:sz w:val="18"/>
               </w:rPr>
               <w:t xml:space="preserve"> 否</w:t>
@@ -2613,7 +2569,7 @@
           <w:tcPr>
             <w:tcW w:w="1440" w:type="dxa"/>
             <w:gridSpan w:val="3"/>
-            <w:vMerge w:val="continue"/>
+            <w:vMerge/>
           </w:tcPr>
           <w:p>
             <w:pPr>
@@ -2628,7 +2584,7 @@
           <w:tcPr>
             <w:tcW w:w="3855" w:type="dxa"/>
             <w:gridSpan w:val="3"/>
-            <w:vMerge w:val="continue"/>
+            <w:vMerge/>
           </w:tcPr>
           <w:p>
             <w:pPr>
@@ -2650,14 +2606,14 @@
       </w:pPr>
       <w:r>
         <w:rPr>
-          <w:rFonts w:hint="eastAsia" w:ascii="宋体" w:hAnsi="宋体"/>
+          <w:rFonts w:ascii="宋体" w:hAnsi="宋体" w:hint="eastAsia"/>
           <w:sz w:val="18"/>
         </w:rPr>
         <w:t>注：</w:t>
       </w:r>
       <w:r>
         <w:rPr>
-          <w:rFonts w:hint="eastAsia" w:ascii="宋体" w:hAnsi="宋体"/>
+          <w:rFonts w:ascii="宋体" w:hAnsi="宋体" w:hint="eastAsia"/>
           <w:sz w:val="18"/>
           <w:szCs w:val="18"/>
         </w:rPr>
@@ -2665,7 +2621,7 @@
       </w:r>
       <w:r>
         <w:rPr>
-          <w:rFonts w:hint="eastAsia" w:ascii="宋体" w:hAnsi="宋体"/>
+          <w:rFonts w:ascii="宋体" w:hAnsi="宋体" w:hint="eastAsia"/>
           <w:sz w:val="18"/>
         </w:rPr>
         <w:t>提交纠正措施时,须在本报告后附上一一对应的证明材料，否则须重新提交；</w:t>
@@ -2673,7 +2629,7 @@
     </w:p>
     <w:p>
       <w:pPr>
-        <w:ind w:left="350" w:firstLine="12" w:firstLineChars="7"/>
+        <w:ind w:left="350" w:firstLine="15" w:firstLineChars="7"/>
         <w:rPr>
           <w:rFonts w:ascii="宋体" w:hAnsi="宋体"/>
           <w:sz w:val="18"/>
@@ -2681,7 +2637,7 @@
       </w:pPr>
       <w:r>
         <w:rPr>
-          <w:rFonts w:hint="eastAsia" w:ascii="宋体" w:hAnsi="宋体"/>
+          <w:rFonts w:ascii="宋体" w:hAnsi="宋体" w:hint="eastAsia"/>
           <w:sz w:val="18"/>
         </w:rPr>
         <w:t>② 如果没有针对本报告及时采取有效的纠正措施，可能会导致延迟注册或注册资格的暂停/撤销；</w:t>
@@ -2689,7 +2645,7 @@
     </w:p>
     <w:p>
       <w:pPr>
-        <w:ind w:left="350" w:firstLine="12" w:firstLineChars="7"/>
+        <w:ind w:left="350" w:firstLine="15" w:firstLineChars="7"/>
         <w:rPr>
           <w:rFonts w:ascii="宋体" w:hAnsi="宋体"/>
           <w:sz w:val="18"/>
@@ -2697,7 +2653,7 @@
       </w:pPr>
       <w:r>
         <w:rPr>
-          <w:rFonts w:hint="eastAsia" w:ascii="宋体" w:hAnsi="宋体"/>
+          <w:rFonts w:ascii="宋体" w:hAnsi="宋体" w:hint="eastAsia"/>
           <w:sz w:val="18"/>
         </w:rPr>
         <w:t>③ 属提交纠正措施计划时，本机构将另行确定纠正措施实施效果验证方式。</w:t>
@@ -2705,7 +2661,7 @@
     </w:p>
     <w:p>
       <w:pPr>
-        <w:ind w:left="350" w:firstLine="12" w:firstLineChars="7"/>
+        <w:ind w:left="350" w:firstLine="15" w:firstLineChars="7"/>
         <w:rPr>
           <w:rFonts w:ascii="宋体" w:hAnsi="宋体"/>
           <w:sz w:val="18"/>
@@ -2714,7 +2670,7 @@
     </w:p>
     <w:p>
       <w:pPr>
-        <w:ind w:left="350" w:firstLine="12" w:firstLineChars="7"/>
+        <w:ind w:left="350" w:firstLine="15" w:firstLineChars="7"/>
         <w:rPr>
           <w:rFonts w:ascii="宋体" w:hAnsi="宋体"/>
           <w:sz w:val="18"/>
@@ -2734,7 +2690,7 @@
     <w:sectPr>
       <w:pgSz w:w="11906" w:h="16838"/>
       <w:pgMar w:top="851" w:right="849" w:bottom="709" w:left="1800" w:header="851" w:footer="992" w:gutter="0"/>
-      <w:cols w:space="425" w:num="1"/>
+      <w:cols w:num="1" w:space="425"/>
       <w:docGrid w:type="lines" w:linePitch="312" w:charSpace="0"/>
     </w:sectPr>
   </w:body>
@@ -2742,15 +2698,15 @@
 </file>
 
 <file path=word/numbering.xml><?xml version="1.0" encoding="utf-8"?>
-<w:numbering xmlns:wpc="http://schemas.microsoft.com/office/word/2010/wordprocessingCanvas" xmlns:mc="http://schemas.openxmlformats.org/markup-compatibility/2006" xmlns:o="urn:schemas-microsoft-com:office:office" xmlns:r="http://schemas.openxmlformats.org/officeDocument/2006/relationships" xmlns:m="http://schemas.openxmlformats.org/officeDocument/2006/math" xmlns:v="urn:schemas-microsoft-com:vml" xmlns:wp14="http://schemas.microsoft.com/office/word/2010/wordprocessingDrawing" xmlns:wp="http://schemas.openxmlformats.org/drawingml/2006/wordprocessingDrawing" xmlns:w10="urn:schemas-microsoft-com:office:word" xmlns:w="http://schemas.openxmlformats.org/wordprocessingml/2006/main" xmlns:w14="http://schemas.microsoft.com/office/word/2010/wordml" xmlns:wpg="http://schemas.microsoft.com/office/word/2010/wordprocessingGroup" xmlns:wpi="http://schemas.microsoft.com/office/word/2010/wordprocessingInk" xmlns:wne="http://schemas.microsoft.com/office/word/2006/wordml" xmlns:wps="http://schemas.microsoft.com/office/word/2010/wordprocessingShape" xmlns:wpsCustomData="http://www.wps.cn/officeDocument/2013/wpsCustomData" mc:Ignorable="w14 wp14">
+<w:numbering xmlns:wpc="http://schemas.microsoft.com/office/word/2010/wordprocessingCanvas" xmlns:mc="http://schemas.openxmlformats.org/markup-compatibility/2006" xmlns:o="urn:schemas-microsoft-com:office:office" xmlns:r="http://schemas.openxmlformats.org/officeDocument/2006/relationships" xmlns:m="http://schemas.openxmlformats.org/officeDocument/2006/math" xmlns:v="urn:schemas-microsoft-com:vml" xmlns:wp14="http://schemas.microsoft.com/office/word/2010/wordprocessingDrawing" xmlns:wp="http://schemas.openxmlformats.org/drawingml/2006/wordprocessingDrawing" xmlns:w10="urn:schemas-microsoft-com:office:word" xmlns:w="http://schemas.openxmlformats.org/wordprocessingml/2006/main" xmlns:w14="http://schemas.microsoft.com/office/word/2010/wordml" xmlns:w15="http://schemas.microsoft.com/office/word/2012/wordml" xmlns:wne="http://schemas.microsoft.com/office/word/2006/wordml" xmlns:wpg="http://schemas.microsoft.com/office/word/2010/wordprocessingGroup" xmlns:wpi="http://schemas.microsoft.com/office/word/2010/wordprocessingInk" xmlns:wps="http://schemas.microsoft.com/office/word/2010/wordprocessingShape" mc:Ignorable="w14 w15 wp14">
   <w:abstractNum w:abstractNumId="0">
     <w:nsid w:val="152C0026"/>
     <w:multiLevelType w:val="multilevel"/>
     <w:tmpl w:val="152C0026"/>
-    <w:lvl w:ilvl="0" w:tentative="0">
+    <w:lvl w:ilvl="0">
       <w:start w:val="1"/>
       <w:numFmt w:val="decimal"/>
-      <w:pStyle w:val="2"/>
+      <w:pStyle w:val="Heading1"/>
       <w:lvlText w:val="%1"/>
       <w:lvlJc w:val="left"/>
       <w:pPr>
@@ -2760,10 +2716,10 @@
         <w:rFonts w:hint="default"/>
       </w:rPr>
     </w:lvl>
-    <w:lvl w:ilvl="1" w:tentative="0">
+    <w:lvl w:ilvl="1">
       <w:start w:val="1"/>
       <w:numFmt w:val="decimal"/>
-      <w:pStyle w:val="3"/>
+      <w:pStyle w:val="Heading2"/>
       <w:lvlText w:val="C.%2"/>
       <w:lvlJc w:val="left"/>
       <w:pPr>
@@ -2773,10 +2729,10 @@
         <w:rFonts w:hint="default"/>
       </w:rPr>
     </w:lvl>
-    <w:lvl w:ilvl="2" w:tentative="0">
+    <w:lvl w:ilvl="2">
       <w:start w:val="1"/>
       <w:numFmt w:val="decimal"/>
-      <w:pStyle w:val="4"/>
+      <w:pStyle w:val="Heading3"/>
       <w:lvlText w:val="C.%2.%3"/>
       <w:lvlJc w:val="left"/>
       <w:pPr>
@@ -2786,10 +2742,10 @@
         <w:rFonts w:hint="default"/>
       </w:rPr>
     </w:lvl>
-    <w:lvl w:ilvl="3" w:tentative="0">
+    <w:lvl w:ilvl="3">
       <w:start w:val="1"/>
       <w:numFmt w:val="decimal"/>
-      <w:pStyle w:val="5"/>
+      <w:pStyle w:val="Heading4"/>
       <w:lvlText w:val="C.%2.%3.%4"/>
       <w:lvlJc w:val="left"/>
       <w:pPr>
@@ -2799,10 +2755,10 @@
         <w:rFonts w:hint="default"/>
       </w:rPr>
     </w:lvl>
-    <w:lvl w:ilvl="4" w:tentative="0">
+    <w:lvl w:ilvl="4">
       <w:start w:val="1"/>
       <w:numFmt w:val="decimal"/>
-      <w:pStyle w:val="6"/>
+      <w:pStyle w:val="Heading5"/>
       <w:lvlText w:val="%1.%2.%3.%4.%5"/>
       <w:lvlJc w:val="left"/>
       <w:pPr>
@@ -2812,10 +2768,10 @@
         <w:rFonts w:hint="default"/>
       </w:rPr>
     </w:lvl>
-    <w:lvl w:ilvl="5" w:tentative="0">
+    <w:lvl w:ilvl="5">
       <w:start w:val="1"/>
       <w:numFmt w:val="decimal"/>
-      <w:pStyle w:val="7"/>
+      <w:pStyle w:val="Heading6"/>
       <w:lvlText w:val="%1.%2.%3.%4.%5.%6"/>
       <w:lvlJc w:val="left"/>
       <w:pPr>
@@ -2825,10 +2781,10 @@
         <w:rFonts w:hint="default"/>
       </w:rPr>
     </w:lvl>
-    <w:lvl w:ilvl="6" w:tentative="0">
+    <w:lvl w:ilvl="6">
       <w:start w:val="1"/>
       <w:numFmt w:val="decimal"/>
-      <w:pStyle w:val="8"/>
+      <w:pStyle w:val="Heading7"/>
       <w:lvlText w:val="%1.%2.%3.%4.%5.%6.%7"/>
       <w:lvlJc w:val="left"/>
       <w:pPr>
@@ -2838,10 +2794,10 @@
         <w:rFonts w:hint="default"/>
       </w:rPr>
     </w:lvl>
-    <w:lvl w:ilvl="7" w:tentative="0">
+    <w:lvl w:ilvl="7">
       <w:start w:val="1"/>
       <w:numFmt w:val="decimal"/>
-      <w:pStyle w:val="9"/>
+      <w:pStyle w:val="Heading8"/>
       <w:lvlText w:val="%1.%2.%3.%4.%5.%6.%7.%8"/>
       <w:lvlJc w:val="left"/>
       <w:pPr>
@@ -2851,10 +2807,10 @@
         <w:rFonts w:hint="default"/>
       </w:rPr>
     </w:lvl>
-    <w:lvl w:ilvl="8" w:tentative="0">
+    <w:lvl w:ilvl="8">
       <w:start w:val="1"/>
       <w:numFmt w:val="decimal"/>
-      <w:pStyle w:val="10"/>
+      <w:pStyle w:val="Heading9"/>
       <w:lvlText w:val="%1.%2.%3.%4.%5.%6.%7.%8.%9"/>
       <w:lvlJc w:val="left"/>
       <w:pPr>
@@ -2872,287 +2828,284 @@
 </file>
 
 <file path=word/styles.xml><?xml version="1.0" encoding="utf-8"?>
-<w:styles xmlns:mc="http://schemas.openxmlformats.org/markup-compatibility/2006" xmlns:o="urn:schemas-microsoft-com:office:office" xmlns:r="http://schemas.openxmlformats.org/officeDocument/2006/relationships" xmlns:m="http://schemas.openxmlformats.org/officeDocument/2006/math" xmlns:v="urn:schemas-microsoft-com:vml" xmlns:w="http://schemas.openxmlformats.org/wordprocessingml/2006/main" xmlns:w14="http://schemas.microsoft.com/office/word/2010/wordml" xmlns:w10="urn:schemas-microsoft-com:office:word" xmlns:sl="http://schemas.openxmlformats.org/schemaLibrary/2006/main" xmlns:wpsCustomData="http://www.wps.cn/officeDocument/2013/wpsCustomData" mc:Ignorable="w14">
+<w:styles xmlns:mc="http://schemas.openxmlformats.org/markup-compatibility/2006" xmlns:r="http://schemas.openxmlformats.org/officeDocument/2006/relationships" xmlns:w="http://schemas.openxmlformats.org/wordprocessingml/2006/main" xmlns:w14="http://schemas.microsoft.com/office/word/2010/wordml" xmlns:w15="http://schemas.microsoft.com/office/word/2012/wordml" mc:Ignorable="w14 w15">
   <w:docDefaults>
     <w:rPrDefault>
       <w:rPr>
-        <w:rFonts w:ascii="Times New Roman" w:hAnsi="Times New Roman" w:eastAsia="宋体" w:cs="Times New Roman"/>
+        <w:rFonts w:ascii="Times New Roman" w:eastAsia="宋体" w:hAnsi="Times New Roman" w:cs="Times New Roman"/>
       </w:rPr>
     </w:rPrDefault>
     <w:pPrDefault/>
   </w:docDefaults>
-  <w:latentStyles w:count="260" w:defQFormat="0" w:defUnhideWhenUsed="1" w:defSemiHidden="1" w:defUIPriority="99" w:defLockedState="0">
-    <w:lsdException w:qFormat="1" w:unhideWhenUsed="0" w:uiPriority="0" w:semiHidden="0" w:name="Normal"/>
-    <w:lsdException w:qFormat="1" w:unhideWhenUsed="0" w:uiPriority="0" w:semiHidden="0" w:name="heading 1"/>
-    <w:lsdException w:qFormat="1" w:unhideWhenUsed="0" w:uiPriority="0" w:semiHidden="0" w:name="heading 2"/>
-    <w:lsdException w:qFormat="1" w:unhideWhenUsed="0" w:uiPriority="9" w:semiHidden="0" w:name="heading 3"/>
-    <w:lsdException w:qFormat="1" w:unhideWhenUsed="0" w:uiPriority="0" w:semiHidden="0" w:name="heading 4"/>
-    <w:lsdException w:qFormat="1" w:unhideWhenUsed="0" w:uiPriority="0" w:semiHidden="0" w:name="heading 5"/>
-    <w:lsdException w:qFormat="1" w:unhideWhenUsed="0" w:uiPriority="0" w:semiHidden="0" w:name="heading 6"/>
-    <w:lsdException w:qFormat="1" w:unhideWhenUsed="0" w:uiPriority="0" w:semiHidden="0" w:name="heading 7"/>
-    <w:lsdException w:qFormat="1" w:unhideWhenUsed="0" w:uiPriority="0" w:semiHidden="0" w:name="heading 8"/>
-    <w:lsdException w:qFormat="1" w:unhideWhenUsed="0" w:uiPriority="0" w:semiHidden="0" w:name="heading 9"/>
-    <w:lsdException w:uiPriority="99" w:name="index 1"/>
-    <w:lsdException w:uiPriority="99" w:name="index 2"/>
-    <w:lsdException w:uiPriority="99" w:name="index 3"/>
-    <w:lsdException w:uiPriority="99" w:name="index 4"/>
-    <w:lsdException w:uiPriority="99" w:name="index 5"/>
-    <w:lsdException w:uiPriority="99" w:name="index 6"/>
-    <w:lsdException w:uiPriority="99" w:name="index 7"/>
-    <w:lsdException w:uiPriority="99" w:name="index 8"/>
-    <w:lsdException w:uiPriority="99" w:name="index 9"/>
-    <w:lsdException w:uiPriority="39" w:name="toc 1"/>
-    <w:lsdException w:uiPriority="39" w:name="toc 2"/>
-    <w:lsdException w:uiPriority="39" w:name="toc 3"/>
-    <w:lsdException w:uiPriority="39" w:name="toc 4"/>
-    <w:lsdException w:uiPriority="39" w:name="toc 5"/>
-    <w:lsdException w:uiPriority="39" w:name="toc 6"/>
-    <w:lsdException w:uiPriority="39" w:name="toc 7"/>
-    <w:lsdException w:uiPriority="39" w:name="toc 8"/>
-    <w:lsdException w:uiPriority="39" w:name="toc 9"/>
-    <w:lsdException w:uiPriority="99" w:name="Normal Indent"/>
-    <w:lsdException w:uiPriority="99" w:name="footnote text"/>
-    <w:lsdException w:uiPriority="99" w:name="annotation text"/>
-    <w:lsdException w:qFormat="1" w:uiPriority="99" w:semiHidden="0" w:name="header"/>
-    <w:lsdException w:qFormat="1" w:uiPriority="99" w:semiHidden="0" w:name="footer"/>
-    <w:lsdException w:uiPriority="99" w:name="index heading"/>
-    <w:lsdException w:qFormat="1" w:uiPriority="35" w:name="caption"/>
-    <w:lsdException w:uiPriority="99" w:name="table of figures"/>
-    <w:lsdException w:uiPriority="99" w:name="envelope address"/>
-    <w:lsdException w:uiPriority="99" w:name="envelope return"/>
-    <w:lsdException w:uiPriority="99" w:name="footnote reference"/>
-    <w:lsdException w:uiPriority="99" w:name="annotation reference"/>
-    <w:lsdException w:uiPriority="99" w:name="line number"/>
-    <w:lsdException w:uiPriority="99" w:name="page number"/>
-    <w:lsdException w:uiPriority="99" w:name="endnote reference"/>
-    <w:lsdException w:uiPriority="99" w:name="endnote text"/>
-    <w:lsdException w:uiPriority="99" w:name="table of authorities"/>
-    <w:lsdException w:uiPriority="99" w:name="macro"/>
-    <w:lsdException w:uiPriority="99" w:name="toa heading"/>
-    <w:lsdException w:uiPriority="99" w:name="List"/>
-    <w:lsdException w:uiPriority="99" w:name="List Bullet"/>
-    <w:lsdException w:uiPriority="99" w:name="List Number"/>
-    <w:lsdException w:uiPriority="99" w:name="List 2"/>
-    <w:lsdException w:uiPriority="99" w:name="List 3"/>
-    <w:lsdException w:uiPriority="99" w:name="List 4"/>
-    <w:lsdException w:uiPriority="99" w:name="List 5"/>
-    <w:lsdException w:uiPriority="99" w:name="List Bullet 2"/>
-    <w:lsdException w:uiPriority="99" w:name="List Bullet 3"/>
-    <w:lsdException w:uiPriority="99" w:name="List Bullet 4"/>
-    <w:lsdException w:uiPriority="99" w:name="List Bullet 5"/>
-    <w:lsdException w:uiPriority="99" w:name="List Number 2"/>
-    <w:lsdException w:uiPriority="99" w:name="List Number 3"/>
-    <w:lsdException w:uiPriority="99" w:name="List Number 4"/>
-    <w:lsdException w:uiPriority="99" w:name="List Number 5"/>
-    <w:lsdException w:qFormat="1" w:unhideWhenUsed="0" w:uiPriority="10" w:semiHidden="0" w:name="Title"/>
-    <w:lsdException w:uiPriority="99" w:name="Closing"/>
-    <w:lsdException w:uiPriority="99" w:name="Signature"/>
-    <w:lsdException w:qFormat="1" w:uiPriority="1" w:name="Default Paragraph Font"/>
-    <w:lsdException w:uiPriority="99" w:name="Body Text"/>
-    <w:lsdException w:uiPriority="99" w:name="Body Text Indent"/>
-    <w:lsdException w:uiPriority="99" w:name="List Continue"/>
-    <w:lsdException w:uiPriority="99" w:name="List Continue 2"/>
-    <w:lsdException w:uiPriority="99" w:name="List Continue 3"/>
-    <w:lsdException w:uiPriority="99" w:name="List Continue 4"/>
-    <w:lsdException w:uiPriority="99" w:name="List Continue 5"/>
-    <w:lsdException w:uiPriority="99" w:name="Message Header"/>
-    <w:lsdException w:qFormat="1" w:unhideWhenUsed="0" w:uiPriority="11" w:semiHidden="0" w:name="Subtitle"/>
-    <w:lsdException w:uiPriority="99" w:name="Salutation"/>
-    <w:lsdException w:uiPriority="99" w:name="Date"/>
-    <w:lsdException w:uiPriority="99" w:name="Body Text First Indent"/>
-    <w:lsdException w:uiPriority="99" w:name="Body Text First Indent 2"/>
-    <w:lsdException w:uiPriority="99" w:name="Note Heading"/>
-    <w:lsdException w:uiPriority="99" w:name="Body Text 2"/>
-    <w:lsdException w:qFormat="1" w:unhideWhenUsed="0" w:uiPriority="0" w:semiHidden="0" w:name="Body Text 3"/>
-    <w:lsdException w:uiPriority="99" w:name="Body Text Indent 2"/>
-    <w:lsdException w:uiPriority="99" w:name="Body Text Indent 3"/>
-    <w:lsdException w:uiPriority="99" w:name="Block Text"/>
-    <w:lsdException w:qFormat="1" w:uiPriority="99" w:name="Hyperlink"/>
-    <w:lsdException w:uiPriority="99" w:name="FollowedHyperlink"/>
-    <w:lsdException w:qFormat="1" w:unhideWhenUsed="0" w:uiPriority="22" w:semiHidden="0" w:name="Strong"/>
-    <w:lsdException w:qFormat="1" w:unhideWhenUsed="0" w:uiPriority="20" w:semiHidden="0" w:name="Emphasis"/>
-    <w:lsdException w:uiPriority="99" w:name="Document Map"/>
-    <w:lsdException w:uiPriority="99" w:name="Plain Text"/>
-    <w:lsdException w:uiPriority="99" w:name="E-mail Signature"/>
-    <w:lsdException w:uiPriority="99" w:name="Normal (Web)"/>
-    <w:lsdException w:uiPriority="99" w:name="HTML Acronym"/>
-    <w:lsdException w:uiPriority="99" w:name="HTML Address"/>
-    <w:lsdException w:uiPriority="99" w:name="HTML Cite"/>
-    <w:lsdException w:uiPriority="99" w:name="HTML Code"/>
-    <w:lsdException w:uiPriority="99" w:name="HTML Definition"/>
-    <w:lsdException w:uiPriority="99" w:name="HTML Keyboard"/>
-    <w:lsdException w:uiPriority="99" w:name="HTML Preformatted"/>
-    <w:lsdException w:uiPriority="99" w:name="HTML Sample"/>
-    <w:lsdException w:uiPriority="99" w:name="HTML Typewriter"/>
-    <w:lsdException w:uiPriority="99" w:name="HTML Variable"/>
-    <w:lsdException w:qFormat="1" w:uiPriority="99" w:name="Normal Table"/>
-    <w:lsdException w:uiPriority="99" w:name="annotation subject"/>
-    <w:lsdException w:uiPriority="99" w:name="Table Simple 1"/>
-    <w:lsdException w:uiPriority="99" w:name="Table Simple 2"/>
-    <w:lsdException w:uiPriority="99" w:name="Table Simple 3"/>
-    <w:lsdException w:uiPriority="99" w:name="Table Classic 1"/>
-    <w:lsdException w:uiPriority="99" w:name="Table Classic 2"/>
-    <w:lsdException w:uiPriority="99" w:name="Table Classic 3"/>
-    <w:lsdException w:uiPriority="99" w:name="Table Classic 4"/>
-    <w:lsdException w:uiPriority="99" w:name="Table Colorful 1"/>
-    <w:lsdException w:uiPriority="99" w:name="Table Colorful 2"/>
-    <w:lsdException w:uiPriority="99" w:name="Table Colorful 3"/>
-    <w:lsdException w:uiPriority="99" w:name="Table Columns 1"/>
-    <w:lsdException w:uiPriority="99" w:name="Table Columns 2"/>
-    <w:lsdException w:uiPriority="99" w:name="Table Columns 3"/>
-    <w:lsdException w:uiPriority="99" w:name="Table Columns 4"/>
-    <w:lsdException w:uiPriority="99" w:name="Table Columns 5"/>
-    <w:lsdException w:uiPriority="99" w:name="Table Grid 1"/>
-    <w:lsdException w:uiPriority="99" w:name="Table Grid 2"/>
-    <w:lsdException w:uiPriority="99" w:name="Table Grid 3"/>
-    <w:lsdException w:uiPriority="99" w:name="Table Grid 4"/>
-    <w:lsdException w:uiPriority="99" w:name="Table Grid 5"/>
-    <w:lsdException w:uiPriority="99" w:name="Table Grid 6"/>
-    <w:lsdException w:uiPriority="99" w:name="Table Grid 7"/>
-    <w:lsdException w:uiPriority="99" w:name="Table Grid 8"/>
-    <w:lsdException w:uiPriority="99" w:name="Table List 1"/>
-    <w:lsdException w:uiPriority="99" w:name="Table List 2"/>
-    <w:lsdException w:uiPriority="99" w:name="Table List 3"/>
-    <w:lsdException w:uiPriority="99" w:name="Table List 4"/>
-    <w:lsdException w:uiPriority="99" w:name="Table List 5"/>
-    <w:lsdException w:uiPriority="99" w:name="Table List 6"/>
-    <w:lsdException w:uiPriority="99" w:name="Table List 7"/>
-    <w:lsdException w:uiPriority="99" w:name="Table List 8"/>
-    <w:lsdException w:uiPriority="99" w:name="Table 3D effects 1"/>
-    <w:lsdException w:uiPriority="99" w:name="Table 3D effects 2"/>
-    <w:lsdException w:uiPriority="99" w:name="Table 3D effects 3"/>
-    <w:lsdException w:uiPriority="99" w:name="Table Contemporary"/>
-    <w:lsdException w:uiPriority="99" w:name="Table Elegant"/>
-    <w:lsdException w:uiPriority="99" w:name="Table Professional"/>
-    <w:lsdException w:uiPriority="99" w:name="Table Subtle 1"/>
-    <w:lsdException w:uiPriority="99" w:name="Table Subtle 2"/>
-    <w:lsdException w:uiPriority="99" w:name="Table Web 1"/>
-    <w:lsdException w:uiPriority="99" w:name="Table Web 2"/>
-    <w:lsdException w:uiPriority="99" w:name="Table Web 3"/>
-    <w:lsdException w:qFormat="1" w:uiPriority="99" w:name="Balloon Text"/>
-    <w:lsdException w:unhideWhenUsed="0" w:uiPriority="59" w:semiHidden="0" w:name="Table Grid"/>
-    <w:lsdException w:uiPriority="99" w:name="Table Theme"/>
-    <w:lsdException w:unhideWhenUsed="0" w:uiPriority="60" w:semiHidden="0" w:name="Light Shading"/>
-    <w:lsdException w:unhideWhenUsed="0" w:uiPriority="61" w:semiHidden="0" w:name="Light List"/>
-    <w:lsdException w:unhideWhenUsed="0" w:uiPriority="62" w:semiHidden="0" w:name="Light Grid"/>
-    <w:lsdException w:unhideWhenUsed="0" w:uiPriority="63" w:semiHidden="0" w:name="Medium Shading 1"/>
-    <w:lsdException w:unhideWhenUsed="0" w:uiPriority="64" w:semiHidden="0" w:name="Medium Shading 2"/>
-    <w:lsdException w:unhideWhenUsed="0" w:uiPriority="65" w:semiHidden="0" w:name="Medium List 1"/>
-    <w:lsdException w:unhideWhenUsed="0" w:uiPriority="66" w:semiHidden="0" w:name="Medium List 2"/>
-    <w:lsdException w:unhideWhenUsed="0" w:uiPriority="67" w:semiHidden="0" w:name="Medium Grid 1"/>
-    <w:lsdException w:unhideWhenUsed="0" w:uiPriority="68" w:semiHidden="0" w:name="Medium Grid 2"/>
-    <w:lsdException w:unhideWhenUsed="0" w:uiPriority="69" w:semiHidden="0" w:name="Medium Grid 3"/>
-    <w:lsdException w:unhideWhenUsed="0" w:uiPriority="70" w:semiHidden="0" w:name="Dark List"/>
-    <w:lsdException w:unhideWhenUsed="0" w:uiPriority="71" w:semiHidden="0" w:name="Colorful Shading"/>
-    <w:lsdException w:unhideWhenUsed="0" w:uiPriority="72" w:semiHidden="0" w:name="Colorful List"/>
-    <w:lsdException w:unhideWhenUsed="0" w:uiPriority="73" w:semiHidden="0" w:name="Colorful Grid"/>
-    <w:lsdException w:unhideWhenUsed="0" w:uiPriority="60" w:semiHidden="0" w:name="Light Shading Accent 1"/>
-    <w:lsdException w:unhideWhenUsed="0" w:uiPriority="61" w:semiHidden="0" w:name="Light List Accent 1"/>
-    <w:lsdException w:unhideWhenUsed="0" w:uiPriority="62" w:semiHidden="0" w:name="Light Grid Accent 1"/>
-    <w:lsdException w:unhideWhenUsed="0" w:uiPriority="63" w:semiHidden="0" w:name="Medium Shading 1 Accent 1"/>
-    <w:lsdException w:unhideWhenUsed="0" w:uiPriority="64" w:semiHidden="0" w:name="Medium Shading 2 Accent 1"/>
-    <w:lsdException w:unhideWhenUsed="0" w:uiPriority="65" w:semiHidden="0" w:name="Medium List 1 Accent 1"/>
-    <w:lsdException w:unhideWhenUsed="0" w:uiPriority="66" w:semiHidden="0" w:name="Medium List 2 Accent 1"/>
-    <w:lsdException w:unhideWhenUsed="0" w:uiPriority="67" w:semiHidden="0" w:name="Medium Grid 1 Accent 1"/>
-    <w:lsdException w:unhideWhenUsed="0" w:uiPriority="68" w:semiHidden="0" w:name="Medium Grid 2 Accent 1"/>
-    <w:lsdException w:unhideWhenUsed="0" w:uiPriority="69" w:semiHidden="0" w:name="Medium Grid 3 Accent 1"/>
-    <w:lsdException w:unhideWhenUsed="0" w:uiPriority="70" w:semiHidden="0" w:name="Dark List Accent 1"/>
-    <w:lsdException w:unhideWhenUsed="0" w:uiPriority="71" w:semiHidden="0" w:name="Colorful Shading Accent 1"/>
-    <w:lsdException w:unhideWhenUsed="0" w:uiPriority="72" w:semiHidden="0" w:name="Colorful List Accent 1"/>
-    <w:lsdException w:unhideWhenUsed="0" w:uiPriority="73" w:semiHidden="0" w:name="Colorful Grid Accent 1"/>
-    <w:lsdException w:unhideWhenUsed="0" w:uiPriority="60" w:semiHidden="0" w:name="Light Shading Accent 2"/>
-    <w:lsdException w:unhideWhenUsed="0" w:uiPriority="61" w:semiHidden="0" w:name="Light List Accent 2"/>
-    <w:lsdException w:unhideWhenUsed="0" w:uiPriority="62" w:semiHidden="0" w:name="Light Grid Accent 2"/>
-    <w:lsdException w:unhideWhenUsed="0" w:uiPriority="63" w:semiHidden="0" w:name="Medium Shading 1 Accent 2"/>
-    <w:lsdException w:unhideWhenUsed="0" w:uiPriority="64" w:semiHidden="0" w:name="Medium Shading 2 Accent 2"/>
-    <w:lsdException w:unhideWhenUsed="0" w:uiPriority="65" w:semiHidden="0" w:name="Medium List 1 Accent 2"/>
-    <w:lsdException w:unhideWhenUsed="0" w:uiPriority="66" w:semiHidden="0" w:name="Medium List 2 Accent 2"/>
-    <w:lsdException w:unhideWhenUsed="0" w:uiPriority="67" w:semiHidden="0" w:name="Medium Grid 1 Accent 2"/>
-    <w:lsdException w:unhideWhenUsed="0" w:uiPriority="68" w:semiHidden="0" w:name="Medium Grid 2 Accent 2"/>
-    <w:lsdException w:unhideWhenUsed="0" w:uiPriority="69" w:semiHidden="0" w:name="Medium Grid 3 Accent 2"/>
-    <w:lsdException w:unhideWhenUsed="0" w:uiPriority="70" w:semiHidden="0" w:name="Dark List Accent 2"/>
-    <w:lsdException w:unhideWhenUsed="0" w:uiPriority="71" w:semiHidden="0" w:name="Colorful Shading Accent 2"/>
-    <w:lsdException w:unhideWhenUsed="0" w:uiPriority="72" w:semiHidden="0" w:name="Colorful List Accent 2"/>
-    <w:lsdException w:unhideWhenUsed="0" w:uiPriority="73" w:semiHidden="0" w:name="Colorful Grid Accent 2"/>
-    <w:lsdException w:unhideWhenUsed="0" w:uiPriority="60" w:semiHidden="0" w:name="Light Shading Accent 3"/>
-    <w:lsdException w:unhideWhenUsed="0" w:uiPriority="61" w:semiHidden="0" w:name="Light List Accent 3"/>
-    <w:lsdException w:unhideWhenUsed="0" w:uiPriority="62" w:semiHidden="0" w:name="Light Grid Accent 3"/>
-    <w:lsdException w:unhideWhenUsed="0" w:uiPriority="63" w:semiHidden="0" w:name="Medium Shading 1 Accent 3"/>
-    <w:lsdException w:unhideWhenUsed="0" w:uiPriority="64" w:semiHidden="0" w:name="Medium Shading 2 Accent 3"/>
-    <w:lsdException w:unhideWhenUsed="0" w:uiPriority="65" w:semiHidden="0" w:name="Medium List 1 Accent 3"/>
-    <w:lsdException w:unhideWhenUsed="0" w:uiPriority="66" w:semiHidden="0" w:name="Medium List 2 Accent 3"/>
-    <w:lsdException w:unhideWhenUsed="0" w:uiPriority="67" w:semiHidden="0" w:name="Medium Grid 1 Accent 3"/>
-    <w:lsdException w:unhideWhenUsed="0" w:uiPriority="68" w:semiHidden="0" w:name="Medium Grid 2 Accent 3"/>
-    <w:lsdException w:unhideWhenUsed="0" w:uiPriority="69" w:semiHidden="0" w:name="Medium Grid 3 Accent 3"/>
-    <w:lsdException w:unhideWhenUsed="0" w:uiPriority="70" w:semiHidden="0" w:name="Dark List Accent 3"/>
-    <w:lsdException w:unhideWhenUsed="0" w:uiPriority="71" w:semiHidden="0" w:name="Colorful Shading Accent 3"/>
-    <w:lsdException w:unhideWhenUsed="0" w:uiPriority="72" w:semiHidden="0" w:name="Colorful List Accent 3"/>
-    <w:lsdException w:unhideWhenUsed="0" w:uiPriority="73" w:semiHidden="0" w:name="Colorful Grid Accent 3"/>
-    <w:lsdException w:unhideWhenUsed="0" w:uiPriority="60" w:semiHidden="0" w:name="Light Shading Accent 4"/>
-    <w:lsdException w:unhideWhenUsed="0" w:uiPriority="61" w:semiHidden="0" w:name="Light List Accent 4"/>
-    <w:lsdException w:unhideWhenUsed="0" w:uiPriority="62" w:semiHidden="0" w:name="Light Grid Accent 4"/>
-    <w:lsdException w:unhideWhenUsed="0" w:uiPriority="63" w:semiHidden="0" w:name="Medium Shading 1 Accent 4"/>
-    <w:lsdException w:unhideWhenUsed="0" w:uiPriority="64" w:semiHidden="0" w:name="Medium Shading 2 Accent 4"/>
-    <w:lsdException w:unhideWhenUsed="0" w:uiPriority="65" w:semiHidden="0" w:name="Medium List 1 Accent 4"/>
-    <w:lsdException w:unhideWhenUsed="0" w:uiPriority="66" w:semiHidden="0" w:name="Medium List 2 Accent 4"/>
-    <w:lsdException w:unhideWhenUsed="0" w:uiPriority="67" w:semiHidden="0" w:name="Medium Grid 1 Accent 4"/>
-    <w:lsdException w:unhideWhenUsed="0" w:uiPriority="68" w:semiHidden="0" w:name="Medium Grid 2 Accent 4"/>
-    <w:lsdException w:unhideWhenUsed="0" w:uiPriority="69" w:semiHidden="0" w:name="Medium Grid 3 Accent 4"/>
-    <w:lsdException w:unhideWhenUsed="0" w:uiPriority="70" w:semiHidden="0" w:name="Dark List Accent 4"/>
-    <w:lsdException w:unhideWhenUsed="0" w:uiPriority="71" w:semiHidden="0" w:name="Colorful Shading Accent 4"/>
-    <w:lsdException w:unhideWhenUsed="0" w:uiPriority="72" w:semiHidden="0" w:name="Colorful List Accent 4"/>
-    <w:lsdException w:unhideWhenUsed="0" w:uiPriority="73" w:semiHidden="0" w:name="Colorful Grid Accent 4"/>
-    <w:lsdException w:unhideWhenUsed="0" w:uiPriority="60" w:semiHidden="0" w:name="Light Shading Accent 5"/>
-    <w:lsdException w:unhideWhenUsed="0" w:uiPriority="61" w:semiHidden="0" w:name="Light List Accent 5"/>
-    <w:lsdException w:unhideWhenUsed="0" w:uiPriority="62" w:semiHidden="0" w:name="Light Grid Accent 5"/>
-    <w:lsdException w:unhideWhenUsed="0" w:uiPriority="63" w:semiHidden="0" w:name="Medium Shading 1 Accent 5"/>
-    <w:lsdException w:unhideWhenUsed="0" w:uiPriority="64" w:semiHidden="0" w:name="Medium Shading 2 Accent 5"/>
-    <w:lsdException w:unhideWhenUsed="0" w:uiPriority="65" w:semiHidden="0" w:name="Medium List 1 Accent 5"/>
-    <w:lsdException w:unhideWhenUsed="0" w:uiPriority="66" w:semiHidden="0" w:name="Medium List 2 Accent 5"/>
-    <w:lsdException w:unhideWhenUsed="0" w:uiPriority="67" w:semiHidden="0" w:name="Medium Grid 1 Accent 5"/>
-    <w:lsdException w:unhideWhenUsed="0" w:uiPriority="68" w:semiHidden="0" w:name="Medium Grid 2 Accent 5"/>
-    <w:lsdException w:unhideWhenUsed="0" w:uiPriority="69" w:semiHidden="0" w:name="Medium Grid 3 Accent 5"/>
-    <w:lsdException w:unhideWhenUsed="0" w:uiPriority="70" w:semiHidden="0" w:name="Dark List Accent 5"/>
-    <w:lsdException w:unhideWhenUsed="0" w:uiPriority="71" w:semiHidden="0" w:name="Colorful Shading Accent 5"/>
-    <w:lsdException w:unhideWhenUsed="0" w:uiPriority="72" w:semiHidden="0" w:name="Colorful List Accent 5"/>
-    <w:lsdException w:unhideWhenUsed="0" w:uiPriority="73" w:semiHidden="0" w:name="Colorful Grid Accent 5"/>
-    <w:lsdException w:unhideWhenUsed="0" w:uiPriority="60" w:semiHidden="0" w:name="Light Shading Accent 6"/>
-    <w:lsdException w:unhideWhenUsed="0" w:uiPriority="61" w:semiHidden="0" w:name="Light List Accent 6"/>
-    <w:lsdException w:unhideWhenUsed="0" w:uiPriority="62" w:semiHidden="0" w:name="Light Grid Accent 6"/>
-    <w:lsdException w:unhideWhenUsed="0" w:uiPriority="63" w:semiHidden="0" w:name="Medium Shading 1 Accent 6"/>
-    <w:lsdException w:unhideWhenUsed="0" w:uiPriority="64" w:semiHidden="0" w:name="Medium Shading 2 Accent 6"/>
-    <w:lsdException w:unhideWhenUsed="0" w:uiPriority="65" w:semiHidden="0" w:name="Medium List 1 Accent 6"/>
-    <w:lsdException w:unhideWhenUsed="0" w:uiPriority="66" w:semiHidden="0" w:name="Medium List 2 Accent 6"/>
-    <w:lsdException w:unhideWhenUsed="0" w:uiPriority="67" w:semiHidden="0" w:name="Medium Grid 1 Accent 6"/>
-    <w:lsdException w:unhideWhenUsed="0" w:uiPriority="68" w:semiHidden="0" w:name="Medium Grid 2 Accent 6"/>
-    <w:lsdException w:unhideWhenUsed="0" w:uiPriority="69" w:semiHidden="0" w:name="Medium Grid 3 Accent 6"/>
-    <w:lsdException w:unhideWhenUsed="0" w:uiPriority="70" w:semiHidden="0" w:name="Dark List Accent 6"/>
-    <w:lsdException w:unhideWhenUsed="0" w:uiPriority="71" w:semiHidden="0" w:name="Colorful Shading Accent 6"/>
-    <w:lsdException w:unhideWhenUsed="0" w:uiPriority="72" w:semiHidden="0" w:name="Colorful List Accent 6"/>
-    <w:lsdException w:unhideWhenUsed="0" w:uiPriority="73" w:semiHidden="0" w:name="Colorful Grid Accent 6"/>
+  <w:latentStyles w:defLockedState="0" w:defUIPriority="99" w:defSemiHidden="1" w:defUnhideWhenUsed="1" w:defQFormat="0" w:count="260">
+    <w:lsdException w:name="Normal" w:semiHidden="0" w:uiPriority="0" w:unhideWhenUsed="0" w:qFormat="1"/>
+    <w:lsdException w:name="heading 1" w:semiHidden="0" w:uiPriority="0" w:unhideWhenUsed="0" w:qFormat="1"/>
+    <w:lsdException w:name="heading 2" w:semiHidden="0" w:uiPriority="0" w:unhideWhenUsed="0" w:qFormat="1"/>
+    <w:lsdException w:name="heading 3" w:semiHidden="0" w:uiPriority="9" w:unhideWhenUsed="0" w:qFormat="1"/>
+    <w:lsdException w:name="heading 4" w:semiHidden="0" w:uiPriority="0" w:unhideWhenUsed="0" w:qFormat="1"/>
+    <w:lsdException w:name="heading 5" w:semiHidden="0" w:uiPriority="0" w:unhideWhenUsed="0" w:qFormat="1"/>
+    <w:lsdException w:name="heading 6" w:semiHidden="0" w:uiPriority="0" w:unhideWhenUsed="0" w:qFormat="1"/>
+    <w:lsdException w:name="heading 7" w:semiHidden="0" w:uiPriority="0" w:unhideWhenUsed="0" w:qFormat="1"/>
+    <w:lsdException w:name="heading 8" w:semiHidden="0" w:uiPriority="0" w:unhideWhenUsed="0" w:qFormat="1"/>
+    <w:lsdException w:name="heading 9" w:semiHidden="0" w:uiPriority="0" w:unhideWhenUsed="0" w:qFormat="1"/>
+    <w:lsdException w:name="index 1"/>
+    <w:lsdException w:name="index 2"/>
+    <w:lsdException w:name="index 3"/>
+    <w:lsdException w:name="index 4"/>
+    <w:lsdException w:name="index 5"/>
+    <w:lsdException w:name="index 6"/>
+    <w:lsdException w:name="index 7"/>
+    <w:lsdException w:name="index 8"/>
+    <w:lsdException w:name="index 9"/>
+    <w:lsdException w:name="toc 1" w:uiPriority="39"/>
+    <w:lsdException w:name="toc 2" w:uiPriority="39"/>
+    <w:lsdException w:name="toc 3" w:uiPriority="39"/>
+    <w:lsdException w:name="toc 4" w:uiPriority="39"/>
+    <w:lsdException w:name="toc 5" w:uiPriority="39"/>
+    <w:lsdException w:name="toc 6" w:uiPriority="39"/>
+    <w:lsdException w:name="toc 7" w:uiPriority="39"/>
+    <w:lsdException w:name="toc 8" w:uiPriority="39"/>
+    <w:lsdException w:name="toc 9" w:uiPriority="39"/>
+    <w:lsdException w:name="Normal Indent"/>
+    <w:lsdException w:name="footnote text"/>
+    <w:lsdException w:name="annotation text"/>
+    <w:lsdException w:name="header" w:semiHidden="0" w:qFormat="1"/>
+    <w:lsdException w:name="footer" w:semiHidden="0" w:qFormat="1"/>
+    <w:lsdException w:name="index heading"/>
+    <w:lsdException w:name="caption" w:uiPriority="35" w:qFormat="1"/>
+    <w:lsdException w:name="table of figures"/>
+    <w:lsdException w:name="envelope address"/>
+    <w:lsdException w:name="envelope return"/>
+    <w:lsdException w:name="footnote reference"/>
+    <w:lsdException w:name="annotation reference"/>
+    <w:lsdException w:name="line number"/>
+    <w:lsdException w:name="page number"/>
+    <w:lsdException w:name="endnote reference"/>
+    <w:lsdException w:name="endnote text"/>
+    <w:lsdException w:name="table of authorities"/>
+    <w:lsdException w:name="macro"/>
+    <w:lsdException w:name="toa heading"/>
+    <w:lsdException w:name="List"/>
+    <w:lsdException w:name="List Bullet"/>
+    <w:lsdException w:name="List Number"/>
+    <w:lsdException w:name="List 2"/>
+    <w:lsdException w:name="List 3"/>
+    <w:lsdException w:name="List 4"/>
+    <w:lsdException w:name="List 5"/>
+    <w:lsdException w:name="List Bullet 2"/>
+    <w:lsdException w:name="List Bullet 3"/>
+    <w:lsdException w:name="List Bullet 4"/>
+    <w:lsdException w:name="List Bullet 5"/>
+    <w:lsdException w:name="List Number 2"/>
+    <w:lsdException w:name="List Number 3"/>
+    <w:lsdException w:name="List Number 4"/>
+    <w:lsdException w:name="List Number 5"/>
+    <w:lsdException w:name="Title" w:semiHidden="0" w:uiPriority="10" w:unhideWhenUsed="0" w:qFormat="1"/>
+    <w:lsdException w:name="Closing"/>
+    <w:lsdException w:name="Signature"/>
+    <w:lsdException w:name="Default Paragraph Font" w:uiPriority="1" w:qFormat="1"/>
+    <w:lsdException w:name="Body Text"/>
+    <w:lsdException w:name="Body Text Indent"/>
+    <w:lsdException w:name="List Continue"/>
+    <w:lsdException w:name="List Continue 2"/>
+    <w:lsdException w:name="List Continue 3"/>
+    <w:lsdException w:name="List Continue 4"/>
+    <w:lsdException w:name="List Continue 5"/>
+    <w:lsdException w:name="Message Header"/>
+    <w:lsdException w:name="Subtitle" w:semiHidden="0" w:uiPriority="11" w:unhideWhenUsed="0" w:qFormat="1"/>
+    <w:lsdException w:name="Salutation"/>
+    <w:lsdException w:name="Date"/>
+    <w:lsdException w:name="Body Text First Indent"/>
+    <w:lsdException w:name="Body Text First Indent 2"/>
+    <w:lsdException w:name="Body Text 2"/>
+    <w:lsdException w:name="Body Text 3" w:semiHidden="0" w:uiPriority="0" w:unhideWhenUsed="0" w:qFormat="1"/>
+    <w:lsdException w:name="Body Text Indent 2"/>
+    <w:lsdException w:name="Body Text Indent 3"/>
+    <w:lsdException w:name="Block Text"/>
+    <w:lsdException w:name="Hyperlink" w:qFormat="1"/>
+    <w:lsdException w:name="FollowedHyperlink"/>
+    <w:lsdException w:name="Strong" w:semiHidden="0" w:uiPriority="22" w:unhideWhenUsed="0" w:qFormat="1"/>
+    <w:lsdException w:name="Emphasis" w:semiHidden="0" w:uiPriority="20" w:unhideWhenUsed="0" w:qFormat="1"/>
+    <w:lsdException w:name="Document Map"/>
+    <w:lsdException w:name="Plain Text"/>
+    <w:lsdException w:name="E-mail Signature"/>
+    <w:lsdException w:name="Normal (Web)"/>
+    <w:lsdException w:name="HTML Acronym"/>
+    <w:lsdException w:name="HTML Address"/>
+    <w:lsdException w:name="HTML Cite"/>
+    <w:lsdException w:name="HTML Code"/>
+    <w:lsdException w:name="HTML Definition"/>
+    <w:lsdException w:name="HTML Keyboard"/>
+    <w:lsdException w:name="HTML Preformatted"/>
+    <w:lsdException w:name="HTML Sample"/>
+    <w:lsdException w:name="HTML Typewriter"/>
+    <w:lsdException w:name="HTML Variable"/>
+    <w:lsdException w:name="Normal Table" w:qFormat="1"/>
+    <w:lsdException w:name="annotation subject"/>
+    <w:lsdException w:name="Table Simple 1"/>
+    <w:lsdException w:name="Table Simple 2"/>
+    <w:lsdException w:name="Table Simple 3"/>
+    <w:lsdException w:name="Table Classic 1"/>
+    <w:lsdException w:name="Table Classic 2"/>
+    <w:lsdException w:name="Table Classic 3"/>
+    <w:lsdException w:name="Table Classic 4"/>
+    <w:lsdException w:name="Table Colorful 1"/>
+    <w:lsdException w:name="Table Colorful 2"/>
+    <w:lsdException w:name="Table Colorful 3"/>
+    <w:lsdException w:name="Table Columns 1"/>
+    <w:lsdException w:name="Table Columns 2"/>
+    <w:lsdException w:name="Table Columns 3"/>
+    <w:lsdException w:name="Table Columns 4"/>
+    <w:lsdException w:name="Table Columns 5"/>
+    <w:lsdException w:name="Table Grid 1"/>
+    <w:lsdException w:name="Table Grid 2"/>
+    <w:lsdException w:name="Table Grid 3"/>
+    <w:lsdException w:name="Table Grid 4"/>
+    <w:lsdException w:name="Table Grid 5"/>
+    <w:lsdException w:name="Table Grid 6"/>
+    <w:lsdException w:name="Table Grid 7"/>
+    <w:lsdException w:name="Table Grid 8"/>
+    <w:lsdException w:name="Table List 1"/>
+    <w:lsdException w:name="Table List 2"/>
+    <w:lsdException w:name="Table List 3"/>
+    <w:lsdException w:name="Table List 4"/>
+    <w:lsdException w:name="Table List 5"/>
+    <w:lsdException w:name="Table List 6"/>
+    <w:lsdException w:name="Table List 7"/>
+    <w:lsdException w:name="Table List 8"/>
+    <w:lsdException w:name="Table 3D effects 1"/>
+    <w:lsdException w:name="Table 3D effects 2"/>
+    <w:lsdException w:name="Table 3D effects 3"/>
+    <w:lsdException w:name="Table Contemporary"/>
+    <w:lsdException w:name="Table Elegant"/>
+    <w:lsdException w:name="Table Professional"/>
+    <w:lsdException w:name="Table Subtle 1"/>
+    <w:lsdException w:name="Table Subtle 2"/>
+    <w:lsdException w:name="Table Web 1"/>
+    <w:lsdException w:name="Table Web 2"/>
+    <w:lsdException w:name="Table Web 3"/>
+    <w:lsdException w:name="Balloon Text" w:qFormat="1"/>
+    <w:lsdException w:name="Table Grid" w:semiHidden="0" w:uiPriority="59" w:unhideWhenUsed="0"/>
+    <w:lsdException w:name="Table Theme"/>
+    <w:lsdException w:name="Light Shading" w:semiHidden="0" w:uiPriority="60" w:unhideWhenUsed="0"/>
+    <w:lsdException w:name="Light List" w:semiHidden="0" w:uiPriority="61" w:unhideWhenUsed="0"/>
+    <w:lsdException w:name="Light Grid" w:semiHidden="0" w:uiPriority="62" w:unhideWhenUsed="0"/>
+    <w:lsdException w:name="Medium Shading 1" w:semiHidden="0" w:uiPriority="63" w:unhideWhenUsed="0"/>
+    <w:lsdException w:name="Medium Shading 2" w:semiHidden="0" w:uiPriority="64" w:unhideWhenUsed="0"/>
+    <w:lsdException w:name="Medium List 1" w:semiHidden="0" w:uiPriority="65" w:unhideWhenUsed="0"/>
+    <w:lsdException w:name="Medium List 2" w:semiHidden="0" w:uiPriority="66" w:unhideWhenUsed="0"/>
+    <w:lsdException w:name="Medium Grid 1" w:semiHidden="0" w:uiPriority="67" w:unhideWhenUsed="0"/>
+    <w:lsdException w:name="Medium Grid 2" w:semiHidden="0" w:uiPriority="68" w:unhideWhenUsed="0"/>
+    <w:lsdException w:name="Medium Grid 3" w:semiHidden="0" w:uiPriority="69" w:unhideWhenUsed="0"/>
+    <w:lsdException w:name="Dark List" w:semiHidden="0" w:uiPriority="70" w:unhideWhenUsed="0"/>
+    <w:lsdException w:name="Colorful Shading" w:semiHidden="0" w:uiPriority="71" w:unhideWhenUsed="0"/>
+    <w:lsdException w:name="Colorful List" w:semiHidden="0" w:uiPriority="72" w:unhideWhenUsed="0"/>
+    <w:lsdException w:name="Colorful Grid" w:semiHidden="0" w:uiPriority="73" w:unhideWhenUsed="0"/>
+    <w:lsdException w:name="Light Shading Accent 1" w:semiHidden="0" w:uiPriority="60" w:unhideWhenUsed="0"/>
+    <w:lsdException w:name="Light List Accent 1" w:semiHidden="0" w:uiPriority="61" w:unhideWhenUsed="0"/>
+    <w:lsdException w:name="Light Grid Accent 1" w:semiHidden="0" w:uiPriority="62" w:unhideWhenUsed="0"/>
+    <w:lsdException w:name="Medium Shading 1 Accent 1" w:semiHidden="0" w:uiPriority="63" w:unhideWhenUsed="0"/>
+    <w:lsdException w:name="Medium Shading 2 Accent 1" w:semiHidden="0" w:uiPriority="64" w:unhideWhenUsed="0"/>
+    <w:lsdException w:name="Medium List 1 Accent 1" w:semiHidden="0" w:uiPriority="65" w:unhideWhenUsed="0"/>
+    <w:lsdException w:name="Medium List 2 Accent 1" w:semiHidden="0" w:uiPriority="66" w:unhideWhenUsed="0"/>
+    <w:lsdException w:name="Medium Grid 1 Accent 1" w:semiHidden="0" w:uiPriority="67" w:unhideWhenUsed="0"/>
+    <w:lsdException w:name="Medium Grid 2 Accent 1" w:semiHidden="0" w:uiPriority="68" w:unhideWhenUsed="0"/>
+    <w:lsdException w:name="Medium Grid 3 Accent 1" w:semiHidden="0" w:uiPriority="69" w:unhideWhenUsed="0"/>
+    <w:lsdException w:name="Dark List Accent 1" w:semiHidden="0" w:uiPriority="70" w:unhideWhenUsed="0"/>
+    <w:lsdException w:name="Colorful Shading Accent 1" w:semiHidden="0" w:uiPriority="71" w:unhideWhenUsed="0"/>
+    <w:lsdException w:name="Colorful List Accent 1" w:semiHidden="0" w:uiPriority="72" w:unhideWhenUsed="0"/>
+    <w:lsdException w:name="Colorful Grid Accent 1" w:semiHidden="0" w:uiPriority="73" w:unhideWhenUsed="0"/>
+    <w:lsdException w:name="Light Shading Accent 2" w:semiHidden="0" w:uiPriority="60" w:unhideWhenUsed="0"/>
+    <w:lsdException w:name="Light List Accent 2" w:semiHidden="0" w:uiPriority="61" w:unhideWhenUsed="0"/>
+    <w:lsdException w:name="Light Grid Accent 2" w:semiHidden="0" w:uiPriority="62" w:unhideWhenUsed="0"/>
+    <w:lsdException w:name="Medium Shading 1 Accent 2" w:semiHidden="0" w:uiPriority="63" w:unhideWhenUsed="0"/>
+    <w:lsdException w:name="Medium Shading 2 Accent 2" w:semiHidden="0" w:uiPriority="64" w:unhideWhenUsed="0"/>
+    <w:lsdException w:name="Medium List 1 Accent 2" w:semiHidden="0" w:uiPriority="65" w:unhideWhenUsed="0"/>
+    <w:lsdException w:name="Medium List 2 Accent 2" w:semiHidden="0" w:uiPriority="66" w:unhideWhenUsed="0"/>
+    <w:lsdException w:name="Medium Grid 1 Accent 2" w:semiHidden="0" w:uiPriority="67" w:unhideWhenUsed="0"/>
+    <w:lsdException w:name="Medium Grid 2 Accent 2" w:semiHidden="0" w:uiPriority="68" w:unhideWhenUsed="0"/>
+    <w:lsdException w:name="Medium Grid 3 Accent 2" w:semiHidden="0" w:uiPriority="69" w:unhideWhenUsed="0"/>
+    <w:lsdException w:name="Dark List Accent 2" w:semiHidden="0" w:uiPriority="70" w:unhideWhenUsed="0"/>
+    <w:lsdException w:name="Colorful Shading Accent 2" w:semiHidden="0" w:uiPriority="71" w:unhideWhenUsed="0"/>
+    <w:lsdException w:name="Colorful List Accent 2" w:semiHidden="0" w:uiPriority="72" w:unhideWhenUsed="0"/>
+    <w:lsdException w:name="Colorful Grid Accent 2" w:semiHidden="0" w:uiPriority="73" w:unhideWhenUsed="0"/>
+    <w:lsdException w:name="Light Shading Accent 3" w:semiHidden="0" w:uiPriority="60" w:unhideWhenUsed="0"/>
+    <w:lsdException w:name="Light List Accent 3" w:semiHidden="0" w:uiPriority="61" w:unhideWhenUsed="0"/>
+    <w:lsdException w:name="Light Grid Accent 3" w:semiHidden="0" w:uiPriority="62" w:unhideWhenUsed="0"/>
+    <w:lsdException w:name="Medium Shading 1 Accent 3" w:semiHidden="0" w:uiPriority="63" w:unhideWhenUsed="0"/>
+    <w:lsdException w:name="Medium Shading 2 Accent 3" w:semiHidden="0" w:uiPriority="64" w:unhideWhenUsed="0"/>
+    <w:lsdException w:name="Medium List 1 Accent 3" w:semiHidden="0" w:uiPriority="65" w:unhideWhenUsed="0"/>
+    <w:lsdException w:name="Medium List 2 Accent 3" w:semiHidden="0" w:uiPriority="66" w:unhideWhenUsed="0"/>
+    <w:lsdException w:name="Medium Grid 1 Accent 3" w:semiHidden="0" w:uiPriority="67" w:unhideWhenUsed="0"/>
+    <w:lsdException w:name="Medium Grid 2 Accent 3" w:semiHidden="0" w:uiPriority="68" w:unhideWhenUsed="0"/>
+    <w:lsdException w:name="Medium Grid 3 Accent 3" w:semiHidden="0" w:uiPriority="69" w:unhideWhenUsed="0"/>
+    <w:lsdException w:name="Dark List Accent 3" w:semiHidden="0" w:uiPriority="70" w:unhideWhenUsed="0"/>
+    <w:lsdException w:name="Colorful Shading Accent 3" w:semiHidden="0" w:uiPriority="71" w:unhideWhenUsed="0"/>
+    <w:lsdException w:name="Colorful List Accent 3" w:semiHidden="0" w:uiPriority="72" w:unhideWhenUsed="0"/>
+    <w:lsdException w:name="Colorful Grid Accent 3" w:semiHidden="0" w:uiPriority="73" w:unhideWhenUsed="0"/>
+    <w:lsdException w:name="Light Shading Accent 4" w:semiHidden="0" w:uiPriority="60" w:unhideWhenUsed="0"/>
+    <w:lsdException w:name="Light List Accent 4" w:semiHidden="0" w:uiPriority="61" w:unhideWhenUsed="0"/>
+    <w:lsdException w:name="Light Grid Accent 4" w:semiHidden="0" w:uiPriority="62" w:unhideWhenUsed="0"/>
+    <w:lsdException w:name="Medium Shading 1 Accent 4" w:semiHidden="0" w:uiPriority="63" w:unhideWhenUsed="0"/>
+    <w:lsdException w:name="Medium Shading 2 Accent 4" w:semiHidden="0" w:uiPriority="64" w:unhideWhenUsed="0"/>
+    <w:lsdException w:name="Medium List 1 Accent 4" w:semiHidden="0" w:uiPriority="65" w:unhideWhenUsed="0"/>
+    <w:lsdException w:name="Medium List 2 Accent 4" w:semiHidden="0" w:uiPriority="66" w:unhideWhenUsed="0"/>
+    <w:lsdException w:name="Medium Grid 1 Accent 4" w:semiHidden="0" w:uiPriority="67" w:unhideWhenUsed="0"/>
+    <w:lsdException w:name="Medium Grid 2 Accent 4" w:semiHidden="0" w:uiPriority="68" w:unhideWhenUsed="0"/>
+    <w:lsdException w:name="Medium Grid 3 Accent 4" w:semiHidden="0" w:uiPriority="69" w:unhideWhenUsed="0"/>
+    <w:lsdException w:name="Dark List Accent 4" w:semiHidden="0" w:uiPriority="70" w:unhideWhenUsed="0"/>
+    <w:lsdException w:name="Colorful Shading Accent 4" w:semiHidden="0" w:uiPriority="71" w:unhideWhenUsed="0"/>
+    <w:lsdException w:name="Colorful List Accent 4" w:semiHidden="0" w:uiPriority="72" w:unhideWhenUsed="0"/>
+    <w:lsdException w:name="Colorful Grid Accent 4" w:semiHidden="0" w:uiPriority="73" w:unhideWhenUsed="0"/>
+    <w:lsdException w:name="Light Shading Accent 5" w:semiHidden="0" w:uiPriority="60" w:unhideWhenUsed="0"/>
+    <w:lsdException w:name="Light List Accent 5" w:semiHidden="0" w:uiPriority="61" w:unhideWhenUsed="0"/>
+    <w:lsdException w:name="Light Grid Accent 5" w:semiHidden="0" w:uiPriority="62" w:unhideWhenUsed="0"/>
+    <w:lsdException w:name="Medium Shading 1 Accent 5" w:semiHidden="0" w:uiPriority="63" w:unhideWhenUsed="0"/>
+    <w:lsdException w:name="Medium Shading 2 Accent 5" w:semiHidden="0" w:uiPriority="64" w:unhideWhenUsed="0"/>
+    <w:lsdException w:name="Medium List 1 Accent 5" w:semiHidden="0" w:uiPriority="65" w:unhideWhenUsed="0"/>
+    <w:lsdException w:name="Medium List 2 Accent 5" w:semiHidden="0" w:uiPriority="66" w:unhideWhenUsed="0"/>
+    <w:lsdException w:name="Medium Grid 1 Accent 5" w:semiHidden="0" w:uiPriority="67" w:unhideWhenUsed="0"/>
+    <w:lsdException w:name="Medium Grid 2 Accent 5" w:semiHidden="0" w:uiPriority="68" w:unhideWhenUsed="0"/>
+    <w:lsdException w:name="Medium Grid 3 Accent 5" w:semiHidden="0" w:uiPriority="69" w:unhideWhenUsed="0"/>
+    <w:lsdException w:name="Dark List Accent 5" w:semiHidden="0" w:uiPriority="70" w:unhideWhenUsed="0"/>
+    <w:lsdException w:name="Colorful Shading Accent 5" w:semiHidden="0" w:uiPriority="71" w:unhideWhenUsed="0"/>
+    <w:lsdException w:name="Colorful List Accent 5" w:semiHidden="0" w:uiPriority="72" w:unhideWhenUsed="0"/>
+    <w:lsdException w:name="Colorful Grid Accent 5" w:semiHidden="0" w:uiPriority="73" w:unhideWhenUsed="0"/>
+    <w:lsdException w:name="Light Shading Accent 6" w:semiHidden="0" w:uiPriority="60" w:unhideWhenUsed="0"/>
+    <w:lsdException w:name="Light List Accent 6" w:semiHidden="0" w:uiPriority="61" w:unhideWhenUsed="0"/>
+    <w:lsdException w:name="Light Grid Accent 6" w:semiHidden="0" w:uiPriority="62" w:unhideWhenUsed="0"/>
+    <w:lsdException w:name="Medium Shading 1 Accent 6" w:semiHidden="0" w:uiPriority="63" w:unhideWhenUsed="0"/>
+    <w:lsdException w:name="Medium Shading 2 Accent 6" w:semiHidden="0" w:uiPriority="64" w:unhideWhenUsed="0"/>
+    <w:lsdException w:name="Medium List 1 Accent 6" w:semiHidden="0" w:uiPriority="65" w:unhideWhenUsed="0"/>
+    <w:lsdException w:name="Medium List 2 Accent 6" w:semiHidden="0" w:uiPriority="66" w:unhideWhenUsed="0"/>
+    <w:lsdException w:name="Medium Grid 1 Accent 6" w:semiHidden="0" w:uiPriority="67" w:unhideWhenUsed="0"/>
+    <w:lsdException w:name="Medium Grid 2 Accent 6" w:semiHidden="0" w:uiPriority="68" w:unhideWhenUsed="0"/>
+    <w:lsdException w:name="Medium Grid 3 Accent 6" w:semiHidden="0" w:uiPriority="69" w:unhideWhenUsed="0"/>
+    <w:lsdException w:name="Dark List Accent 6" w:semiHidden="0" w:uiPriority="70" w:unhideWhenUsed="0"/>
+    <w:lsdException w:name="Colorful Shading Accent 6" w:semiHidden="0" w:uiPriority="71" w:unhideWhenUsed="0"/>
+    <w:lsdException w:name="Colorful List Accent 6" w:semiHidden="0" w:uiPriority="72" w:unhideWhenUsed="0"/>
+    <w:lsdException w:name="Colorful Grid Accent 6" w:semiHidden="0" w:uiPriority="73" w:unhideWhenUsed="0"/>
   </w:latentStyles>
-  <w:style w:type="paragraph" w:default="1" w:styleId="1">
+  <w:style w:type="paragraph" w:default="1" w:styleId="Normal">
     <w:name w:val="Normal"/>
     <w:qFormat/>
-    <w:uiPriority w:val="0"/>
     <w:pPr>
       <w:widowControl w:val="0"/>
       <w:jc w:val="both"/>
     </w:pPr>
     <w:rPr>
-      <w:rFonts w:ascii="Times New Roman" w:hAnsi="Times New Roman" w:eastAsia="宋体" w:cs="Times New Roman"/>
+      <w:rFonts w:ascii="Times New Roman" w:eastAsia="宋体" w:hAnsi="Times New Roman" w:cs="Times New Roman"/>
       <w:kern w:val="2"/>
       <w:sz w:val="21"/>
       <w:lang w:val="en-US" w:eastAsia="zh-CN" w:bidi="ar-SA"/>
     </w:rPr>
   </w:style>
-  <w:style w:type="paragraph" w:styleId="2">
+  <w:style w:type="paragraph" w:styleId="Heading1">
     <w:name w:val="heading 1"/>
-    <w:basedOn w:val="1"/>
-    <w:next w:val="1"/>
-    <w:link w:val="23"/>
+    <w:basedOn w:val="Normal"/>
+    <w:next w:val="Normal"/>
+    <w:link w:val="1"/>
     <w:qFormat/>
-    <w:uiPriority w:val="0"/>
     <w:pPr>
       <w:numPr>
         <w:ilvl w:val="0"/>
@@ -3170,13 +3123,12 @@
       <w:lang w:val="zh-CN"/>
     </w:rPr>
   </w:style>
-  <w:style w:type="paragraph" w:styleId="3">
+  <w:style w:type="paragraph" w:styleId="Heading2">
     <w:name w:val="heading 2"/>
-    <w:basedOn w:val="1"/>
-    <w:next w:val="1"/>
-    <w:link w:val="24"/>
+    <w:basedOn w:val="Normal"/>
+    <w:next w:val="Normal"/>
+    <w:link w:val="2"/>
     <w:qFormat/>
-    <w:uiPriority w:val="0"/>
     <w:pPr>
       <w:numPr>
         <w:ilvl w:val="1"/>
@@ -3194,13 +3146,13 @@
       <w:lang w:val="zh-CN"/>
     </w:rPr>
   </w:style>
-  <w:style w:type="paragraph" w:styleId="4">
+  <w:style w:type="paragraph" w:styleId="Heading3">
     <w:name w:val="heading 3"/>
-    <w:basedOn w:val="1"/>
-    <w:next w:val="1"/>
-    <w:link w:val="25"/>
+    <w:basedOn w:val="Normal"/>
+    <w:next w:val="Normal"/>
+    <w:link w:val="3"/>
+    <w:uiPriority w:val="9"/>
     <w:qFormat/>
-    <w:uiPriority w:val="9"/>
     <w:pPr>
       <w:keepNext/>
       <w:keepLines/>
@@ -3211,7 +3163,7 @@
       <w:outlineLvl w:val="2"/>
     </w:pPr>
     <w:rPr>
-      <w:rFonts w:ascii="Arial" w:hAnsi="Arial" w:eastAsia="黑体"/>
+      <w:rFonts w:ascii="Arial" w:eastAsia="黑体" w:hAnsi="Arial"/>
       <w:bCs/>
       <w:kern w:val="0"/>
       <w:sz w:val="20"/>
@@ -3219,13 +3171,12 @@
       <w:lang w:val="zh-CN"/>
     </w:rPr>
   </w:style>
-  <w:style w:type="paragraph" w:styleId="5">
+  <w:style w:type="paragraph" w:styleId="Heading4">
     <w:name w:val="heading 4"/>
-    <w:basedOn w:val="1"/>
-    <w:next w:val="1"/>
-    <w:link w:val="26"/>
+    <w:basedOn w:val="Normal"/>
+    <w:next w:val="Normal"/>
+    <w:link w:val="4"/>
     <w:qFormat/>
-    <w:uiPriority w:val="0"/>
     <w:pPr>
       <w:keepNext/>
       <w:keepLines/>
@@ -3236,7 +3187,7 @@
       <w:outlineLvl w:val="3"/>
     </w:pPr>
     <w:rPr>
-      <w:rFonts w:ascii="宋体" w:hAnsi="宋体" w:eastAsia="黑体"/>
+      <w:rFonts w:ascii="宋体" w:eastAsia="黑体" w:hAnsi="宋体"/>
       <w:bCs/>
       <w:kern w:val="0"/>
       <w:sz w:val="20"/>
@@ -3244,13 +3195,12 @@
       <w:lang w:val="zh-CN"/>
     </w:rPr>
   </w:style>
-  <w:style w:type="paragraph" w:styleId="6">
+  <w:style w:type="paragraph" w:styleId="Heading5">
     <w:name w:val="heading 5"/>
-    <w:basedOn w:val="1"/>
-    <w:next w:val="1"/>
-    <w:link w:val="27"/>
+    <w:basedOn w:val="Normal"/>
+    <w:next w:val="Normal"/>
+    <w:link w:val="5"/>
     <w:qFormat/>
-    <w:uiPriority w:val="0"/>
     <w:pPr>
       <w:keepNext/>
       <w:keepLines/>
@@ -3271,13 +3221,12 @@
       <w:lang w:val="zh-CN"/>
     </w:rPr>
   </w:style>
-  <w:style w:type="paragraph" w:styleId="7">
+  <w:style w:type="paragraph" w:styleId="Heading6">
     <w:name w:val="heading 6"/>
-    <w:basedOn w:val="1"/>
-    <w:next w:val="1"/>
-    <w:link w:val="28"/>
+    <w:basedOn w:val="Normal"/>
+    <w:next w:val="Normal"/>
+    <w:link w:val="6"/>
     <w:qFormat/>
-    <w:uiPriority w:val="0"/>
     <w:pPr>
       <w:keepNext/>
       <w:keepLines/>
@@ -3289,7 +3238,7 @@
       <w:outlineLvl w:val="5"/>
     </w:pPr>
     <w:rPr>
-      <w:rFonts w:ascii="Arial" w:hAnsi="Arial" w:eastAsia="黑体"/>
+      <w:rFonts w:ascii="Arial" w:eastAsia="黑体" w:hAnsi="Arial"/>
       <w:b/>
       <w:bCs/>
       <w:kern w:val="0"/>
@@ -3298,13 +3247,12 @@
       <w:lang w:val="zh-CN"/>
     </w:rPr>
   </w:style>
-  <w:style w:type="paragraph" w:styleId="8">
+  <w:style w:type="paragraph" w:styleId="Heading7">
     <w:name w:val="heading 7"/>
-    <w:basedOn w:val="1"/>
-    <w:next w:val="1"/>
-    <w:link w:val="29"/>
+    <w:basedOn w:val="Normal"/>
+    <w:next w:val="Normal"/>
+    <w:link w:val="7"/>
     <w:qFormat/>
-    <w:uiPriority w:val="0"/>
     <w:pPr>
       <w:keepNext/>
       <w:keepLines/>
@@ -3325,13 +3273,12 @@
       <w:lang w:val="zh-CN"/>
     </w:rPr>
   </w:style>
-  <w:style w:type="paragraph" w:styleId="9">
+  <w:style w:type="paragraph" w:styleId="Heading8">
     <w:name w:val="heading 8"/>
-    <w:basedOn w:val="1"/>
-    <w:next w:val="1"/>
-    <w:link w:val="30"/>
+    <w:basedOn w:val="Normal"/>
+    <w:next w:val="Normal"/>
+    <w:link w:val="8"/>
     <w:qFormat/>
-    <w:uiPriority w:val="0"/>
     <w:pPr>
       <w:keepNext/>
       <w:keepLines/>
@@ -3343,20 +3290,19 @@
       <w:outlineLvl w:val="7"/>
     </w:pPr>
     <w:rPr>
-      <w:rFonts w:ascii="Arial" w:hAnsi="Arial" w:eastAsia="黑体"/>
+      <w:rFonts w:ascii="Arial" w:eastAsia="黑体" w:hAnsi="Arial"/>
       <w:kern w:val="0"/>
       <w:sz w:val="24"/>
       <w:szCs w:val="21"/>
       <w:lang w:val="zh-CN"/>
     </w:rPr>
   </w:style>
-  <w:style w:type="paragraph" w:styleId="10">
+  <w:style w:type="paragraph" w:styleId="Heading9">
     <w:name w:val="heading 9"/>
-    <w:basedOn w:val="1"/>
-    <w:next w:val="1"/>
-    <w:link w:val="31"/>
+    <w:basedOn w:val="Normal"/>
+    <w:next w:val="Normal"/>
+    <w:link w:val="9"/>
     <w:qFormat/>
-    <w:uiPriority w:val="0"/>
     <w:pPr>
       <w:keepNext/>
       <w:keepLines/>
@@ -3368,26 +3314,26 @@
       <w:outlineLvl w:val="8"/>
     </w:pPr>
     <w:rPr>
-      <w:rFonts w:ascii="Arial" w:hAnsi="Arial" w:eastAsia="黑体"/>
+      <w:rFonts w:ascii="Arial" w:eastAsia="黑体" w:hAnsi="Arial"/>
       <w:kern w:val="0"/>
       <w:sz w:val="20"/>
       <w:szCs w:val="21"/>
       <w:lang w:val="zh-CN"/>
     </w:rPr>
   </w:style>
-  <w:style w:type="character" w:default="1" w:styleId="16">
+  <w:style w:type="character" w:default="1" w:styleId="DefaultParagraphFont">
     <w:name w:val="Default Paragraph Font"/>
+    <w:uiPriority w:val="1"/>
     <w:semiHidden/>
     <w:unhideWhenUsed/>
     <w:qFormat/>
-    <w:uiPriority w:val="1"/>
   </w:style>
-  <w:style w:type="table" w:default="1" w:styleId="15">
+  <w:style w:type="table" w:default="1" w:styleId="TableNormal">
     <w:name w:val="Normal Table"/>
+    <w:uiPriority w:val="99"/>
     <w:semiHidden/>
     <w:unhideWhenUsed/>
     <w:qFormat/>
-    <w:uiPriority w:val="99"/>
     <w:tblPr>
       <w:tblCellMar>
         <w:top w:w="0" w:type="dxa"/>
@@ -3397,12 +3343,11 @@
       </w:tblCellMar>
     </w:tblPr>
   </w:style>
-  <w:style w:type="paragraph" w:styleId="11">
+  <w:style w:type="paragraph" w:styleId="BodyText3">
     <w:name w:val="Body Text 3"/>
-    <w:basedOn w:val="1"/>
-    <w:link w:val="34"/>
+    <w:basedOn w:val="Normal"/>
+    <w:link w:val="30"/>
     <w:qFormat/>
-    <w:uiPriority w:val="0"/>
     <w:pPr>
       <w:spacing w:after="120"/>
       <w:ind w:firstLine="420"/>
@@ -3414,26 +3359,26 @@
       <w:szCs w:val="16"/>
     </w:rPr>
   </w:style>
-  <w:style w:type="paragraph" w:styleId="12">
+  <w:style w:type="paragraph" w:styleId="BalloonText">
     <w:name w:val="Balloon Text"/>
-    <w:basedOn w:val="1"/>
-    <w:link w:val="20"/>
+    <w:basedOn w:val="Normal"/>
+    <w:link w:val="a1"/>
+    <w:uiPriority w:val="99"/>
     <w:semiHidden/>
     <w:unhideWhenUsed/>
     <w:qFormat/>
-    <w:uiPriority w:val="99"/>
     <w:rPr>
       <w:sz w:val="18"/>
       <w:szCs w:val="18"/>
     </w:rPr>
   </w:style>
-  <w:style w:type="paragraph" w:styleId="13">
+  <w:style w:type="paragraph" w:styleId="Footer">
     <w:name w:val="footer"/>
-    <w:basedOn w:val="1"/>
-    <w:link w:val="19"/>
+    <w:basedOn w:val="Normal"/>
+    <w:link w:val="a0"/>
+    <w:uiPriority w:val="99"/>
     <w:unhideWhenUsed/>
     <w:qFormat/>
-    <w:uiPriority w:val="99"/>
     <w:pPr>
       <w:tabs>
         <w:tab w:val="center" w:pos="4153"/>
@@ -3447,16 +3392,16 @@
       <w:szCs w:val="18"/>
     </w:rPr>
   </w:style>
-  <w:style w:type="paragraph" w:styleId="14">
+  <w:style w:type="paragraph" w:styleId="Header">
     <w:name w:val="header"/>
-    <w:basedOn w:val="1"/>
-    <w:link w:val="18"/>
+    <w:basedOn w:val="Normal"/>
+    <w:link w:val="a"/>
+    <w:uiPriority w:val="99"/>
     <w:unhideWhenUsed/>
     <w:qFormat/>
-    <w:uiPriority w:val="99"/>
     <w:pPr>
       <w:pBdr>
-        <w:bottom w:val="single" w:color="auto" w:sz="6" w:space="1"/>
+        <w:bottom w:val="single" w:sz="6" w:space="1" w:color="auto"/>
       </w:pBdr>
       <w:tabs>
         <w:tab w:val="center" w:pos="4153"/>
@@ -3470,59 +3415,58 @@
       <w:szCs w:val="18"/>
     </w:rPr>
   </w:style>
-  <w:style w:type="character" w:styleId="17">
+  <w:style w:type="character" w:styleId="Hyperlink">
     <w:name w:val="Hyperlink"/>
-    <w:basedOn w:val="16"/>
+    <w:basedOn w:val="DefaultParagraphFont"/>
+    <w:uiPriority w:val="99"/>
     <w:semiHidden/>
     <w:unhideWhenUsed/>
     <w:qFormat/>
-    <w:uiPriority w:val="99"/>
     <w:rPr>
       <w:color w:val="0000FF"/>
       <w:u w:val="single"/>
     </w:rPr>
   </w:style>
-  <w:style w:type="character" w:customStyle="1" w:styleId="18">
+  <w:style w:type="character" w:customStyle="1" w:styleId="a">
     <w:name w:val="页眉 字符"/>
-    <w:basedOn w:val="16"/>
-    <w:link w:val="14"/>
+    <w:basedOn w:val="DefaultParagraphFont"/>
+    <w:link w:val="Header"/>
+    <w:uiPriority w:val="99"/>
     <w:qFormat/>
-    <w:uiPriority w:val="99"/>
     <w:rPr>
-      <w:rFonts w:ascii="Times New Roman" w:hAnsi="Times New Roman" w:eastAsia="宋体" w:cs="Times New Roman"/>
+      <w:rFonts w:ascii="Times New Roman" w:eastAsia="宋体" w:hAnsi="Times New Roman" w:cs="Times New Roman"/>
       <w:sz w:val="18"/>
       <w:szCs w:val="18"/>
     </w:rPr>
   </w:style>
-  <w:style w:type="character" w:customStyle="1" w:styleId="19">
+  <w:style w:type="character" w:customStyle="1" w:styleId="a0">
     <w:name w:val="页脚 字符"/>
-    <w:basedOn w:val="16"/>
-    <w:link w:val="13"/>
+    <w:basedOn w:val="DefaultParagraphFont"/>
+    <w:link w:val="Footer"/>
+    <w:uiPriority w:val="99"/>
     <w:qFormat/>
-    <w:uiPriority w:val="99"/>
     <w:rPr>
-      <w:rFonts w:ascii="Times New Roman" w:hAnsi="Times New Roman" w:eastAsia="宋体" w:cs="Times New Roman"/>
+      <w:rFonts w:ascii="Times New Roman" w:eastAsia="宋体" w:hAnsi="Times New Roman" w:cs="Times New Roman"/>
       <w:sz w:val="18"/>
       <w:szCs w:val="18"/>
     </w:rPr>
   </w:style>
-  <w:style w:type="character" w:customStyle="1" w:styleId="20">
+  <w:style w:type="character" w:customStyle="1" w:styleId="a1">
     <w:name w:val="批注框文本 字符"/>
-    <w:basedOn w:val="16"/>
-    <w:link w:val="12"/>
+    <w:basedOn w:val="DefaultParagraphFont"/>
+    <w:link w:val="BalloonText"/>
+    <w:uiPriority w:val="99"/>
     <w:semiHidden/>
     <w:qFormat/>
-    <w:uiPriority w:val="99"/>
     <w:rPr>
-      <w:rFonts w:ascii="Times New Roman" w:hAnsi="Times New Roman" w:eastAsia="宋体" w:cs="Times New Roman"/>
+      <w:rFonts w:ascii="Times New Roman" w:eastAsia="宋体" w:hAnsi="Times New Roman" w:cs="Times New Roman"/>
       <w:sz w:val="18"/>
       <w:szCs w:val="18"/>
     </w:rPr>
   </w:style>
-  <w:style w:type="paragraph" w:customStyle="1" w:styleId="21">
+  <w:style w:type="paragraph" w:customStyle="1" w:styleId="Default">
     <w:name w:val="Default"/>
     <w:qFormat/>
-    <w:uiPriority w:val="0"/>
     <w:pPr>
       <w:widowControl w:val="0"/>
       <w:autoSpaceDE w:val="0"/>
@@ -3530,23 +3474,22 @@
       <w:adjustRightInd w:val="0"/>
     </w:pPr>
     <w:rPr>
-      <w:rFonts w:ascii="Times New Roman" w:hAnsi="Times New Roman" w:eastAsia="宋体" w:cs="Times New Roman"/>
+      <w:rFonts w:ascii="Times New Roman" w:eastAsia="宋体" w:hAnsi="Times New Roman" w:cs="Times New Roman"/>
       <w:color w:val="000000"/>
       <w:sz w:val="24"/>
       <w:szCs w:val="24"/>
       <w:lang w:val="en-US" w:eastAsia="zh-CN" w:bidi="ar-SA"/>
     </w:rPr>
   </w:style>
-  <w:style w:type="paragraph" w:customStyle="1" w:styleId="22">
+  <w:style w:type="paragraph" w:customStyle="1" w:styleId="A2">
     <w:name w:val="正文 A"/>
     <w:qFormat/>
-    <w:uiPriority w:val="0"/>
     <w:pPr>
       <w:widowControl w:val="0"/>
       <w:jc w:val="both"/>
     </w:pPr>
     <w:rPr>
-      <w:rFonts w:ascii="Times New Roman" w:hAnsi="Arial Unicode MS" w:eastAsia="Arial Unicode MS" w:cs="Arial Unicode MS"/>
+      <w:rFonts w:ascii="Times New Roman" w:eastAsia="Arial Unicode MS" w:hAnsi="Arial Unicode MS" w:cs="Arial Unicode MS"/>
       <w:color w:val="000000"/>
       <w:kern w:val="2"/>
       <w:sz w:val="21"/>
@@ -3555,14 +3498,13 @@
       <w:lang w:val="en-US" w:eastAsia="zh-CN" w:bidi="ar-SA"/>
     </w:rPr>
   </w:style>
-  <w:style w:type="character" w:customStyle="1" w:styleId="23">
+  <w:style w:type="character" w:customStyle="1" w:styleId="1">
     <w:name w:val="标题 1 字符"/>
-    <w:basedOn w:val="16"/>
-    <w:link w:val="2"/>
+    <w:basedOn w:val="DefaultParagraphFont"/>
+    <w:link w:val="Heading1"/>
     <w:qFormat/>
-    <w:uiPriority w:val="0"/>
     <w:rPr>
-      <w:rFonts w:ascii="Times New Roman" w:hAnsi="Times New Roman" w:eastAsia="黑体" w:cs="Times New Roman"/>
+      <w:rFonts w:ascii="Times New Roman" w:eastAsia="黑体" w:hAnsi="Times New Roman" w:cs="Times New Roman"/>
       <w:bCs/>
       <w:kern w:val="44"/>
       <w:sz w:val="20"/>
@@ -3570,14 +3512,13 @@
       <w:lang w:val="zh-CN" w:eastAsia="zh-CN"/>
     </w:rPr>
   </w:style>
-  <w:style w:type="character" w:customStyle="1" w:styleId="24">
+  <w:style w:type="character" w:customStyle="1" w:styleId="2">
     <w:name w:val="标题 2 字符"/>
-    <w:basedOn w:val="16"/>
-    <w:link w:val="3"/>
+    <w:basedOn w:val="DefaultParagraphFont"/>
+    <w:link w:val="Heading2"/>
     <w:qFormat/>
-    <w:uiPriority w:val="0"/>
     <w:rPr>
-      <w:rFonts w:ascii="Times New Roman" w:hAnsi="Times New Roman" w:eastAsia="黑体" w:cs="Times New Roman"/>
+      <w:rFonts w:ascii="Times New Roman" w:eastAsia="黑体" w:hAnsi="Times New Roman" w:cs="Times New Roman"/>
       <w:bCs/>
       <w:kern w:val="0"/>
       <w:sz w:val="20"/>
@@ -3585,14 +3526,14 @@
       <w:lang w:val="zh-CN" w:eastAsia="zh-CN"/>
     </w:rPr>
   </w:style>
-  <w:style w:type="character" w:customStyle="1" w:styleId="25">
+  <w:style w:type="character" w:customStyle="1" w:styleId="3">
     <w:name w:val="标题 3 字符"/>
-    <w:basedOn w:val="16"/>
-    <w:link w:val="4"/>
+    <w:basedOn w:val="DefaultParagraphFont"/>
+    <w:link w:val="Heading3"/>
+    <w:uiPriority w:val="9"/>
     <w:qFormat/>
-    <w:uiPriority w:val="9"/>
     <w:rPr>
-      <w:rFonts w:ascii="Arial" w:hAnsi="Arial" w:eastAsia="黑体" w:cs="Times New Roman"/>
+      <w:rFonts w:ascii="Arial" w:eastAsia="黑体" w:hAnsi="Arial" w:cs="Times New Roman"/>
       <w:bCs/>
       <w:kern w:val="0"/>
       <w:sz w:val="20"/>
@@ -3600,14 +3541,13 @@
       <w:lang w:val="zh-CN" w:eastAsia="zh-CN"/>
     </w:rPr>
   </w:style>
-  <w:style w:type="character" w:customStyle="1" w:styleId="26">
+  <w:style w:type="character" w:customStyle="1" w:styleId="4">
     <w:name w:val="标题 4 字符"/>
-    <w:basedOn w:val="16"/>
-    <w:link w:val="5"/>
+    <w:basedOn w:val="DefaultParagraphFont"/>
+    <w:link w:val="Heading4"/>
     <w:qFormat/>
-    <w:uiPriority w:val="0"/>
     <w:rPr>
-      <w:rFonts w:ascii="宋体" w:hAnsi="宋体" w:eastAsia="黑体" w:cs="Times New Roman"/>
+      <w:rFonts w:ascii="宋体" w:eastAsia="黑体" w:hAnsi="宋体" w:cs="Times New Roman"/>
       <w:bCs/>
       <w:kern w:val="0"/>
       <w:sz w:val="20"/>
@@ -3615,14 +3555,13 @@
       <w:lang w:val="zh-CN" w:eastAsia="zh-CN"/>
     </w:rPr>
   </w:style>
-  <w:style w:type="character" w:customStyle="1" w:styleId="27">
+  <w:style w:type="character" w:customStyle="1" w:styleId="5">
     <w:name w:val="标题 5 字符"/>
-    <w:basedOn w:val="16"/>
-    <w:link w:val="6"/>
+    <w:basedOn w:val="DefaultParagraphFont"/>
+    <w:link w:val="Heading5"/>
     <w:qFormat/>
-    <w:uiPriority w:val="0"/>
     <w:rPr>
-      <w:rFonts w:ascii="Arial" w:hAnsi="Arial" w:eastAsia="宋体" w:cs="Times New Roman"/>
+      <w:rFonts w:ascii="Arial" w:eastAsia="宋体" w:hAnsi="Arial" w:cs="Times New Roman"/>
       <w:b/>
       <w:bCs/>
       <w:kern w:val="0"/>
@@ -3631,14 +3570,13 @@
       <w:lang w:val="zh-CN" w:eastAsia="zh-CN"/>
     </w:rPr>
   </w:style>
-  <w:style w:type="character" w:customStyle="1" w:styleId="28">
+  <w:style w:type="character" w:customStyle="1" w:styleId="6">
     <w:name w:val="标题 6 字符"/>
-    <w:basedOn w:val="16"/>
-    <w:link w:val="7"/>
+    <w:basedOn w:val="DefaultParagraphFont"/>
+    <w:link w:val="Heading6"/>
     <w:qFormat/>
-    <w:uiPriority w:val="0"/>
     <w:rPr>
-      <w:rFonts w:ascii="Arial" w:hAnsi="Arial" w:eastAsia="黑体" w:cs="Times New Roman"/>
+      <w:rFonts w:ascii="Arial" w:eastAsia="黑体" w:hAnsi="Arial" w:cs="Times New Roman"/>
       <w:b/>
       <w:bCs/>
       <w:kern w:val="0"/>
@@ -3647,14 +3585,13 @@
       <w:lang w:val="zh-CN" w:eastAsia="zh-CN"/>
     </w:rPr>
   </w:style>
-  <w:style w:type="character" w:customStyle="1" w:styleId="29">
+  <w:style w:type="character" w:customStyle="1" w:styleId="7">
     <w:name w:val="标题 7 字符"/>
-    <w:basedOn w:val="16"/>
-    <w:link w:val="8"/>
+    <w:basedOn w:val="DefaultParagraphFont"/>
+    <w:link w:val="Heading7"/>
     <w:qFormat/>
-    <w:uiPriority w:val="0"/>
     <w:rPr>
-      <w:rFonts w:ascii="Arial" w:hAnsi="Arial" w:eastAsia="宋体" w:cs="Times New Roman"/>
+      <w:rFonts w:ascii="Arial" w:eastAsia="宋体" w:hAnsi="Arial" w:cs="Times New Roman"/>
       <w:b/>
       <w:bCs/>
       <w:kern w:val="0"/>
@@ -3663,53 +3600,49 @@
       <w:lang w:val="zh-CN" w:eastAsia="zh-CN"/>
     </w:rPr>
   </w:style>
-  <w:style w:type="character" w:customStyle="1" w:styleId="30">
+  <w:style w:type="character" w:customStyle="1" w:styleId="8">
     <w:name w:val="标题 8 字符"/>
-    <w:basedOn w:val="16"/>
-    <w:link w:val="9"/>
+    <w:basedOn w:val="DefaultParagraphFont"/>
+    <w:link w:val="Heading8"/>
     <w:qFormat/>
-    <w:uiPriority w:val="0"/>
     <w:rPr>
-      <w:rFonts w:ascii="Arial" w:hAnsi="Arial" w:eastAsia="黑体" w:cs="Times New Roman"/>
+      <w:rFonts w:ascii="Arial" w:eastAsia="黑体" w:hAnsi="Arial" w:cs="Times New Roman"/>
       <w:kern w:val="0"/>
       <w:sz w:val="24"/>
       <w:szCs w:val="21"/>
       <w:lang w:val="zh-CN" w:eastAsia="zh-CN"/>
     </w:rPr>
   </w:style>
-  <w:style w:type="character" w:customStyle="1" w:styleId="31">
+  <w:style w:type="character" w:customStyle="1" w:styleId="9">
     <w:name w:val="标题 9 字符"/>
-    <w:basedOn w:val="16"/>
-    <w:link w:val="10"/>
+    <w:basedOn w:val="DefaultParagraphFont"/>
+    <w:link w:val="Heading9"/>
     <w:qFormat/>
-    <w:uiPriority w:val="0"/>
     <w:rPr>
-      <w:rFonts w:ascii="Arial" w:hAnsi="Arial" w:eastAsia="黑体" w:cs="Times New Roman"/>
+      <w:rFonts w:ascii="Arial" w:eastAsia="黑体" w:hAnsi="Arial" w:cs="Times New Roman"/>
       <w:kern w:val="0"/>
       <w:sz w:val="20"/>
       <w:szCs w:val="21"/>
       <w:lang w:val="zh-CN" w:eastAsia="zh-CN"/>
     </w:rPr>
   </w:style>
-  <w:style w:type="character" w:customStyle="1" w:styleId="32">
+  <w:style w:type="character" w:customStyle="1" w:styleId="Char">
     <w:name w:val="表格正文 Char"/>
-    <w:link w:val="33"/>
+    <w:link w:val="a3"/>
     <w:qFormat/>
-    <w:uiPriority w:val="0"/>
     <w:rPr>
-      <w:rFonts w:ascii="宋体" w:hAnsi="宋体" w:eastAsia="宋体" w:cs="Times New Roman"/>
+      <w:rFonts w:ascii="宋体" w:eastAsia="宋体" w:hAnsi="宋体" w:cs="Times New Roman"/>
       <w:bCs/>
       <w:kern w:val="0"/>
       <w:sz w:val="20"/>
       <w:szCs w:val="20"/>
     </w:rPr>
   </w:style>
-  <w:style w:type="paragraph" w:customStyle="1" w:styleId="33">
+  <w:style w:type="paragraph" w:customStyle="1" w:styleId="a3">
     <w:name w:val="表格正文"/>
-    <w:basedOn w:val="1"/>
-    <w:link w:val="32"/>
+    <w:basedOn w:val="Normal"/>
+    <w:link w:val="Char"/>
     <w:qFormat/>
-    <w:uiPriority w:val="0"/>
     <w:pPr>
       <w:framePr w:hSpace="180" w:wrap="around" w:vAnchor="text" w:hAnchor="page" w:x="1736" w:y="1094"/>
       <w:widowControl/>
@@ -3728,26 +3661,25 @@
       <w:sz w:val="20"/>
     </w:rPr>
   </w:style>
-  <w:style w:type="character" w:customStyle="1" w:styleId="34">
+  <w:style w:type="character" w:customStyle="1" w:styleId="30">
     <w:name w:val="正文文本 3 字符"/>
-    <w:link w:val="11"/>
+    <w:link w:val="BodyText3"/>
     <w:qFormat/>
-    <w:uiPriority w:val="0"/>
     <w:rPr>
-      <w:rFonts w:ascii="Arial" w:hAnsi="Arial" w:eastAsia="宋体" w:cs="Times New Roman"/>
+      <w:rFonts w:ascii="Arial" w:eastAsia="宋体" w:hAnsi="Arial" w:cs="Times New Roman"/>
       <w:kern w:val="0"/>
       <w:sz w:val="16"/>
       <w:szCs w:val="16"/>
     </w:rPr>
   </w:style>
-  <w:style w:type="character" w:customStyle="1" w:styleId="35">
+  <w:style w:type="character" w:customStyle="1" w:styleId="3Char1">
     <w:name w:val="正文文本 3 Char1"/>
-    <w:basedOn w:val="16"/>
+    <w:basedOn w:val="DefaultParagraphFont"/>
+    <w:uiPriority w:val="99"/>
     <w:semiHidden/>
     <w:qFormat/>
-    <w:uiPriority w:val="99"/>
     <w:rPr>
-      <w:rFonts w:ascii="Times New Roman" w:hAnsi="Times New Roman" w:eastAsia="宋体" w:cs="Times New Roman"/>
+      <w:rFonts w:ascii="Times New Roman" w:eastAsia="宋体" w:hAnsi="Times New Roman" w:cs="Times New Roman"/>
       <w:sz w:val="16"/>
       <w:szCs w:val="16"/>
     </w:rPr>
